--- a/MultipleControl/MultControl_Dengue.docx
+++ b/MultipleControl/MultControl_Dengue.docx
@@ -7,29 +7,7 @@
         <w:pStyle w:val="Title"/>
       </w:pPr>
       <w:r>
-        <w:t xml:space="preserve">Optimisation of Multiple Control Strategies on a Dengue Fever Model.</w:t>
-      </w:r>
-    </w:p>
-    <w:p>
-      <w:pPr>
-        <w:pStyle w:val="Author"/>
-      </w:pPr>
-      <w:r>
-        <w:t xml:space="preserve">Sandra Montes (</w:t>
-      </w:r>
-      <w:r>
-        <w:t xml:space="preserve">@slmontes</w:t>
-      </w:r>
-      <w:r>
-        <w:t xml:space="preserve">)</w:t>
-      </w:r>
-    </w:p>
-    <w:p>
-      <w:pPr>
-        <w:pStyle w:val="Date"/>
-      </w:pPr>
-      <w:r>
-        <w:t xml:space="preserve">2025-03-10</w:t>
+        <w:t xml:space="preserve">Optimisation of Multiple Control Strategies on a Dengue Fever Model using JuMP.</w:t>
       </w:r>
     </w:p>
     <w:p>
@@ -217,8 +195,8 @@
                 <m:d>
                   <m:dPr>
                     <m:begChr m:val="("/>
+                    <m:sepChr m:val=""/>
                     <m:endChr m:val=")"/>
-                    <m:sepChr m:val=""/>
                     <m:grow/>
                   </m:dPr>
                   <m:e>
@@ -250,8 +228,8 @@
                 <m:d>
                   <m:dPr>
                     <m:begChr m:val="("/>
+                    <m:sepChr m:val=""/>
                     <m:endChr m:val=")"/>
-                    <m:sepChr m:val=""/>
                     <m:grow/>
                   </m:dPr>
                   <m:e>
@@ -281,8 +259,8 @@
                 <m:d>
                   <m:dPr>
                     <m:begChr m:val="("/>
+                    <m:sepChr m:val=""/>
                     <m:endChr m:val=")"/>
-                    <m:sepChr m:val=""/>
                     <m:grow/>
                   </m:dPr>
                   <m:e>
@@ -315,8 +293,8 @@
                 <m:d>
                   <m:dPr>
                     <m:begChr m:val="("/>
+                    <m:sepChr m:val=""/>
                     <m:endChr m:val=")"/>
-                    <m:sepChr m:val=""/>
                     <m:grow/>
                   </m:dPr>
                   <m:e>
@@ -337,8 +315,8 @@
                 <m:d>
                   <m:dPr>
                     <m:begChr m:val="("/>
+                    <m:sepChr m:val=""/>
                     <m:endChr m:val=")"/>
-                    <m:sepChr m:val=""/>
                     <m:grow/>
                   </m:dPr>
                   <m:e>
@@ -368,8 +346,8 @@
                 <m:d>
                   <m:dPr>
                     <m:begChr m:val="("/>
+                    <m:sepChr m:val=""/>
                     <m:endChr m:val=")"/>
-                    <m:sepChr m:val=""/>
                     <m:grow/>
                   </m:dPr>
                   <m:e>
@@ -403,8 +381,8 @@
                 <m:d>
                   <m:dPr>
                     <m:begChr m:val="("/>
+                    <m:sepChr m:val=""/>
                     <m:endChr m:val=")"/>
-                    <m:sepChr m:val=""/>
                     <m:grow/>
                   </m:dPr>
                   <m:e>
@@ -436,8 +414,8 @@
                 <m:d>
                   <m:dPr>
                     <m:begChr m:val="("/>
+                    <m:sepChr m:val=""/>
                     <m:endChr m:val=")"/>
-                    <m:sepChr m:val=""/>
                     <m:grow/>
                   </m:dPr>
                   <m:e>
@@ -467,8 +445,8 @@
                 <m:d>
                   <m:dPr>
                     <m:begChr m:val="("/>
+                    <m:sepChr m:val=""/>
                     <m:endChr m:val=")"/>
-                    <m:sepChr m:val=""/>
                     <m:grow/>
                   </m:dPr>
                   <m:e>
@@ -502,8 +480,8 @@
                 <m:d>
                   <m:dPr>
                     <m:begChr m:val="("/>
+                    <m:sepChr m:val=""/>
                     <m:endChr m:val=")"/>
-                    <m:sepChr m:val=""/>
                     <m:grow/>
                   </m:dPr>
                   <m:e>
@@ -528,8 +506,8 @@
                     <m:d>
                       <m:dPr>
                         <m:begChr m:val="("/>
+                        <m:sepChr m:val=""/>
                         <m:endChr m:val=")"/>
-                        <m:sepChr m:val=""/>
                         <m:grow/>
                       </m:dPr>
                       <m:e>
@@ -557,8 +535,8 @@
                         <m:d>
                           <m:dPr>
                             <m:begChr m:val="("/>
+                            <m:sepChr m:val=""/>
                             <m:endChr m:val=")"/>
-                            <m:sepChr m:val=""/>
                             <m:grow/>
                           </m:dPr>
                           <m:e>
@@ -601,8 +579,8 @@
                     <m:d>
                       <m:dPr>
                         <m:begChr m:val="("/>
+                        <m:sepChr m:val=""/>
                         <m:endChr m:val=")"/>
-                        <m:sepChr m:val=""/>
                         <m:grow/>
                       </m:dPr>
                       <m:e>
@@ -628,8 +606,8 @@
                 <m:d>
                   <m:dPr>
                     <m:begChr m:val="("/>
+                    <m:sepChr m:val=""/>
                     <m:endChr m:val=")"/>
-                    <m:sepChr m:val=""/>
                     <m:grow/>
                   </m:dPr>
                   <m:e>
@@ -666,8 +644,8 @@
                 <m:d>
                   <m:dPr>
                     <m:begChr m:val="("/>
+                    <m:sepChr m:val=""/>
                     <m:endChr m:val=")"/>
-                    <m:sepChr m:val=""/>
                     <m:grow/>
                   </m:dPr>
                   <m:e>
@@ -692,8 +670,8 @@
                     <m:d>
                       <m:dPr>
                         <m:begChr m:val="("/>
+                        <m:sepChr m:val=""/>
                         <m:endChr m:val=")"/>
-                        <m:sepChr m:val=""/>
                         <m:grow/>
                       </m:dPr>
                       <m:e>
@@ -721,8 +699,8 @@
                         <m:d>
                           <m:dPr>
                             <m:begChr m:val="("/>
+                            <m:sepChr m:val=""/>
                             <m:endChr m:val=")"/>
-                            <m:sepChr m:val=""/>
                             <m:grow/>
                           </m:dPr>
                           <m:e>
@@ -765,8 +743,8 @@
                     <m:d>
                       <m:dPr>
                         <m:begChr m:val="("/>
+                        <m:sepChr m:val=""/>
                         <m:endChr m:val=")"/>
-                        <m:sepChr m:val=""/>
                         <m:grow/>
                       </m:dPr>
                       <m:e>
@@ -792,8 +770,8 @@
                 <m:d>
                   <m:dPr>
                     <m:begChr m:val="("/>
+                    <m:sepChr m:val=""/>
                     <m:endChr m:val=")"/>
-                    <m:sepChr m:val=""/>
                     <m:grow/>
                   </m:dPr>
                   <m:e>
@@ -827,8 +805,8 @@
                 <m:d>
                   <m:dPr>
                     <m:begChr m:val="("/>
+                    <m:sepChr m:val=""/>
                     <m:endChr m:val=")"/>
-                    <m:sepChr m:val=""/>
                     <m:grow/>
                   </m:dPr>
                   <m:e>
@@ -882,8 +860,8 @@
                     <m:d>
                       <m:dPr>
                         <m:begChr m:val="("/>
+                        <m:sepChr m:val=""/>
                         <m:endChr m:val=")"/>
-                        <m:sepChr m:val=""/>
                         <m:grow/>
                       </m:dPr>
                       <m:e>
@@ -897,8 +875,8 @@
                 <m:d>
                   <m:dPr>
                     <m:begChr m:val="("/>
+                    <m:sepChr m:val=""/>
                     <m:endChr m:val=")"/>
-                    <m:sepChr m:val=""/>
                     <m:grow/>
                   </m:dPr>
                   <m:e>
@@ -917,8 +895,8 @@
                     <m:d>
                       <m:dPr>
                         <m:begChr m:val="("/>
+                        <m:sepChr m:val=""/>
                         <m:endChr m:val=")"/>
-                        <m:sepChr m:val=""/>
                         <m:grow/>
                       </m:dPr>
                       <m:e>
@@ -951,8 +929,8 @@
                     <m:d>
                       <m:dPr>
                         <m:begChr m:val="("/>
+                        <m:sepChr m:val=""/>
                         <m:endChr m:val=")"/>
-                        <m:sepChr m:val=""/>
                         <m:grow/>
                       </m:dPr>
                       <m:e>
@@ -1268,8 +1246,8 @@
                 <m:d>
                   <m:dPr>
                     <m:begChr m:val="("/>
+                    <m:sepChr m:val=""/>
                     <m:endChr m:val=")"/>
-                    <m:sepChr m:val=""/>
                     <m:grow/>
                   </m:dPr>
                   <m:e>
@@ -1389,8 +1367,8 @@
                 <m:d>
                   <m:dPr>
                     <m:begChr m:val="("/>
+                    <m:sepChr m:val=""/>
                     <m:endChr m:val=")"/>
-                    <m:sepChr m:val=""/>
                     <m:grow/>
                   </m:dPr>
                   <m:e>
@@ -1441,8 +1419,8 @@
                 <m:d>
                   <m:dPr>
                     <m:begChr m:val="("/>
+                    <m:sepChr m:val=""/>
                     <m:endChr m:val=")"/>
-                    <m:sepChr m:val=""/>
                     <m:grow/>
                   </m:dPr>
                   <m:e>
@@ -1487,8 +1465,8 @@
                 <m:d>
                   <m:dPr>
                     <m:begChr m:val="("/>
+                    <m:sepChr m:val=""/>
                     <m:endChr m:val=")"/>
-                    <m:sepChr m:val=""/>
                     <m:grow/>
                   </m:dPr>
                   <m:e>
@@ -1659,8 +1637,8 @@
                 <m:d>
                   <m:dPr>
                     <m:begChr m:val="("/>
+                    <m:sepChr m:val=""/>
                     <m:endChr m:val=")"/>
-                    <m:sepChr m:val=""/>
                     <m:grow/>
                   </m:dPr>
                   <m:e>
@@ -1795,8 +1773,8 @@
                 <m:d>
                   <m:dPr>
                     <m:begChr m:val="("/>
+                    <m:sepChr m:val=""/>
                     <m:endChr m:val=")"/>
-                    <m:sepChr m:val=""/>
                     <m:grow/>
                   </m:dPr>
                   <m:e>
@@ -1847,8 +1825,8 @@
                 <m:d>
                   <m:dPr>
                     <m:begChr m:val="("/>
+                    <m:sepChr m:val=""/>
                     <m:endChr m:val=")"/>
-                    <m:sepChr m:val=""/>
                     <m:grow/>
                   </m:dPr>
                   <m:e>
@@ -1881,8 +1859,8 @@
                 <m:d>
                   <m:dPr>
                     <m:begChr m:val="("/>
+                    <m:sepChr m:val=""/>
                     <m:endChr m:val=")"/>
-                    <m:sepChr m:val=""/>
                     <m:grow/>
                   </m:dPr>
                   <m:e>
@@ -2026,8 +2004,8 @@
                 <m:d>
                   <m:dPr>
                     <m:begChr m:val="("/>
+                    <m:sepChr m:val=""/>
                     <m:endChr m:val=")"/>
-                    <m:sepChr m:val=""/>
                     <m:grow/>
                   </m:dPr>
                   <m:e>
@@ -2084,6 +2062,37 @@
                     </m:r>
                   </m:sub>
                 </m:sSub>
+                <m:d>
+                  <m:dPr>
+                    <m:begChr m:val="("/>
+                    <m:sepChr m:val=""/>
+                    <m:endChr m:val=")"/>
+                    <m:grow/>
+                  </m:dPr>
+                  <m:e>
+                    <m:r>
+                      <m:t>1</m:t>
+                    </m:r>
+                    <m:r>
+                      <m:rPr>
+                        <m:sty m:val="p"/>
+                      </m:rPr>
+                      <m:t>−</m:t>
+                    </m:r>
+                    <m:sSub>
+                      <m:e>
+                        <m:r>
+                          <m:t>u</m:t>
+                        </m:r>
+                      </m:e>
+                      <m:sub>
+                        <m:r>
+                          <m:t>1</m:t>
+                        </m:r>
+                      </m:sub>
+                    </m:sSub>
+                  </m:e>
+                </m:d>
                 <m:r>
                   <m:rPr>
                     <m:sty m:val="p"/>
@@ -2228,6 +2237,37 @@
                     </m:r>
                   </m:sub>
                 </m:sSub>
+                <m:d>
+                  <m:dPr>
+                    <m:begChr m:val="("/>
+                    <m:sepChr m:val=""/>
+                    <m:endChr m:val=")"/>
+                    <m:grow/>
+                  </m:dPr>
+                  <m:e>
+                    <m:r>
+                      <m:t>1</m:t>
+                    </m:r>
+                    <m:r>
+                      <m:rPr>
+                        <m:sty m:val="p"/>
+                      </m:rPr>
+                      <m:t>−</m:t>
+                    </m:r>
+                    <m:sSub>
+                      <m:e>
+                        <m:r>
+                          <m:t>u</m:t>
+                        </m:r>
+                      </m:e>
+                      <m:sub>
+                        <m:r>
+                          <m:t>1</m:t>
+                        </m:r>
+                      </m:sub>
+                    </m:sSub>
+                  </m:e>
+                </m:d>
                 <m:r>
                   <m:rPr>
                     <m:sty m:val="p"/>
@@ -3958,12 +3998,48 @@
         <w:rPr>
           <w:rStyle w:val="OperatorTok"/>
         </w:rPr>
+        <w:t xml:space="preserve">*</w:t>
+      </w:r>
+      <w:r>
+        <w:rPr>
+          <w:rStyle w:val="NormalTok"/>
+        </w:rPr>
+        <w:t xml:space="preserve"> (</w:t>
+      </w:r>
+      <w:r>
+        <w:rPr>
+          <w:rStyle w:val="FloatTok"/>
+        </w:rPr>
+        <w:t xml:space="preserve">1</w:t>
+      </w:r>
+      <w:r>
+        <w:rPr>
+          <w:rStyle w:val="NormalTok"/>
+        </w:rPr>
+        <w:t xml:space="preserve"> </w:t>
+      </w:r>
+      <w:r>
+        <w:rPr>
+          <w:rStyle w:val="OperatorTok"/>
+        </w:rPr>
         <w:t xml:space="preserve">-</w:t>
       </w:r>
       <w:r>
         <w:rPr>
           <w:rStyle w:val="NormalTok"/>
         </w:rPr>
+        <w:t xml:space="preserve"> u1) </w:t>
+      </w:r>
+      <w:r>
+        <w:rPr>
+          <w:rStyle w:val="OperatorTok"/>
+        </w:rPr>
+        <w:t xml:space="preserve">-</w:t>
+      </w:r>
+      <w:r>
+        <w:rPr>
+          <w:rStyle w:val="NormalTok"/>
+        </w:rPr>
         <w:t xml:space="preserve"> μ_v </w:t>
       </w:r>
       <w:r>
@@ -4064,6 +4140,42 @@
           <w:rStyle w:val="NormalTok"/>
         </w:rPr>
         <w:t xml:space="preserve"> S_v </w:t>
+      </w:r>
+      <w:r>
+        <w:rPr>
+          <w:rStyle w:val="OperatorTok"/>
+        </w:rPr>
+        <w:t xml:space="preserve">*</w:t>
+      </w:r>
+      <w:r>
+        <w:rPr>
+          <w:rStyle w:val="NormalTok"/>
+        </w:rPr>
+        <w:t xml:space="preserve"> (</w:t>
+      </w:r>
+      <w:r>
+        <w:rPr>
+          <w:rStyle w:val="FloatTok"/>
+        </w:rPr>
+        <w:t xml:space="preserve">1</w:t>
+      </w:r>
+      <w:r>
+        <w:rPr>
+          <w:rStyle w:val="NormalTok"/>
+        </w:rPr>
+        <w:t xml:space="preserve"> </w:t>
+      </w:r>
+      <w:r>
+        <w:rPr>
+          <w:rStyle w:val="OperatorTok"/>
+        </w:rPr>
+        <w:t xml:space="preserve">-</w:t>
+      </w:r>
+      <w:r>
+        <w:rPr>
+          <w:rStyle w:val="NormalTok"/>
+        </w:rPr>
+        <w:t xml:space="preserve"> u1) </w:t>
       </w:r>
       <w:r>
         <w:rPr>
@@ -10536,7 +10648,229 @@
         <w:rPr>
           <w:rStyle w:val="NormalTok"/>
         </w:rPr>
-        <w:t xml:space="preserve">        [t</w:t>
+        <w:t xml:space="preserve">        u1[T</w:t>
+      </w:r>
+      <w:r>
+        <w:rPr>
+          <w:rStyle w:val="OperatorTok"/>
+        </w:rPr>
+        <w:t xml:space="preserve">+</w:t>
+      </w:r>
+      <w:r>
+        <w:rPr>
+          <w:rStyle w:val="FloatTok"/>
+        </w:rPr>
+        <w:t xml:space="preserve">1</w:t>
+      </w:r>
+      <w:r>
+        <w:rPr>
+          <w:rStyle w:val="NormalTok"/>
+        </w:rPr>
+        <w:t xml:space="preserve">] </w:t>
+      </w:r>
+      <w:r>
+        <w:rPr>
+          <w:rStyle w:val="OperatorTok"/>
+        </w:rPr>
+        <w:t xml:space="preserve">==</w:t>
+      </w:r>
+      <w:r>
+        <w:rPr>
+          <w:rStyle w:val="NormalTok"/>
+        </w:rPr>
+        <w:t xml:space="preserve"> u1[T]</w:t>
+      </w:r>
+      <w:r>
+        <w:br/>
+      </w:r>
+      <w:r>
+        <w:rPr>
+          <w:rStyle w:val="NormalTok"/>
+        </w:rPr>
+        <w:t xml:space="preserve">        u2[T</w:t>
+      </w:r>
+      <w:r>
+        <w:rPr>
+          <w:rStyle w:val="OperatorTok"/>
+        </w:rPr>
+        <w:t xml:space="preserve">+</w:t>
+      </w:r>
+      <w:r>
+        <w:rPr>
+          <w:rStyle w:val="FloatTok"/>
+        </w:rPr>
+        <w:t xml:space="preserve">1</w:t>
+      </w:r>
+      <w:r>
+        <w:rPr>
+          <w:rStyle w:val="NormalTok"/>
+        </w:rPr>
+        <w:t xml:space="preserve">] </w:t>
+      </w:r>
+      <w:r>
+        <w:rPr>
+          <w:rStyle w:val="OperatorTok"/>
+        </w:rPr>
+        <w:t xml:space="preserve">==</w:t>
+      </w:r>
+      <w:r>
+        <w:rPr>
+          <w:rStyle w:val="NormalTok"/>
+        </w:rPr>
+        <w:t xml:space="preserve"> u2[T]</w:t>
+      </w:r>
+      <w:r>
+        <w:br/>
+      </w:r>
+      <w:r>
+        <w:rPr>
+          <w:rStyle w:val="NormalTok"/>
+        </w:rPr>
+        <w:t xml:space="preserve">        u3[T</w:t>
+      </w:r>
+      <w:r>
+        <w:rPr>
+          <w:rStyle w:val="OperatorTok"/>
+        </w:rPr>
+        <w:t xml:space="preserve">+</w:t>
+      </w:r>
+      <w:r>
+        <w:rPr>
+          <w:rStyle w:val="FloatTok"/>
+        </w:rPr>
+        <w:t xml:space="preserve">1</w:t>
+      </w:r>
+      <w:r>
+        <w:rPr>
+          <w:rStyle w:val="NormalTok"/>
+        </w:rPr>
+        <w:t xml:space="preserve">] </w:t>
+      </w:r>
+      <w:r>
+        <w:rPr>
+          <w:rStyle w:val="OperatorTok"/>
+        </w:rPr>
+        <w:t xml:space="preserve">==</w:t>
+      </w:r>
+      <w:r>
+        <w:rPr>
+          <w:rStyle w:val="NormalTok"/>
+        </w:rPr>
+        <w:t xml:space="preserve"> u3[T]</w:t>
+      </w:r>
+      <w:r>
+        <w:br/>
+      </w:r>
+      <w:r>
+        <w:rPr>
+          <w:rStyle w:val="NormalTok"/>
+        </w:rPr>
+        <w:t xml:space="preserve">        u4[T</w:t>
+      </w:r>
+      <w:r>
+        <w:rPr>
+          <w:rStyle w:val="OperatorTok"/>
+        </w:rPr>
+        <w:t xml:space="preserve">+</w:t>
+      </w:r>
+      <w:r>
+        <w:rPr>
+          <w:rStyle w:val="FloatTok"/>
+        </w:rPr>
+        <w:t xml:space="preserve">1</w:t>
+      </w:r>
+      <w:r>
+        <w:rPr>
+          <w:rStyle w:val="NormalTok"/>
+        </w:rPr>
+        <w:t xml:space="preserve">] </w:t>
+      </w:r>
+      <w:r>
+        <w:rPr>
+          <w:rStyle w:val="OperatorTok"/>
+        </w:rPr>
+        <w:t xml:space="preserve">==</w:t>
+      </w:r>
+      <w:r>
+        <w:rPr>
+          <w:rStyle w:val="NormalTok"/>
+        </w:rPr>
+        <w:t xml:space="preserve"> u4[T]</w:t>
+      </w:r>
+      <w:r>
+        <w:br/>
+      </w:r>
+      <w:r>
+        <w:rPr>
+          <w:rStyle w:val="NormalTok"/>
+        </w:rPr>
+        <w:t xml:space="preserve">    </w:t>
+      </w:r>
+      <w:r>
+        <w:rPr>
+          <w:rStyle w:val="ControlFlowTok"/>
+        </w:rPr>
+        <w:t xml:space="preserve">end</w:t>
+      </w:r>
+      <w:r>
+        <w:rPr>
+          <w:rStyle w:val="NormalTok"/>
+        </w:rPr>
+        <w:t xml:space="preserve">);</w:t>
+      </w:r>
+      <w:r>
+        <w:br/>
+      </w:r>
+      <w:r>
+        <w:br/>
+      </w:r>
+      <w:r>
+        <w:rPr>
+          <w:rStyle w:val="NormalTok"/>
+        </w:rPr>
+        <w:t xml:space="preserve">    </w:t>
+      </w:r>
+      <w:r>
+        <w:rPr>
+          <w:rStyle w:val="CommentTok"/>
+        </w:rPr>
+        <w:t xml:space="preserve"># Population sizes and infection rates</w:t>
+      </w:r>
+      <w:r>
+        <w:br/>
+      </w:r>
+      <w:r>
+        <w:rPr>
+          <w:rStyle w:val="NormalTok"/>
+        </w:rPr>
+        <w:t xml:space="preserve">    </w:t>
+      </w:r>
+      <w:r>
+        <w:rPr>
+          <w:rStyle w:val="PreprocessorTok"/>
+        </w:rPr>
+        <w:t xml:space="preserve">@expressions</w:t>
+      </w:r>
+      <w:r>
+        <w:rPr>
+          <w:rStyle w:val="NormalTok"/>
+        </w:rPr>
+        <w:t xml:space="preserve">(model, </w:t>
+      </w:r>
+      <w:r>
+        <w:rPr>
+          <w:rStyle w:val="ControlFlowTok"/>
+        </w:rPr>
+        <w:t xml:space="preserve">begin</w:t>
+      </w:r>
+      <w:r>
+        <w:br/>
+      </w:r>
+      <w:r>
+        <w:rPr>
+          <w:rStyle w:val="NormalTok"/>
+        </w:rPr>
+        <w:t xml:space="preserve">        N_h[t</w:t>
       </w:r>
       <w:r>
         <w:rPr>
@@ -10546,9 +10880,21 @@
       </w:r>
       <w:r>
         <w:rPr>
-          <w:rStyle w:val="NormalTok"/>
-        </w:rPr>
-        <w:t xml:space="preserve">(T</w:t>
+          <w:rStyle w:val="FloatTok"/>
+        </w:rPr>
+        <w:t xml:space="preserve">1</w:t>
+      </w:r>
+      <w:r>
+        <w:rPr>
+          <w:rStyle w:val="OperatorTok"/>
+        </w:rPr>
+        <w:t xml:space="preserve">:</w:t>
+      </w:r>
+      <w:r>
+        <w:rPr>
+          <w:rStyle w:val="NormalTok"/>
+        </w:rPr>
+        <w:t xml:space="preserve">T], (S_h[t] </w:t>
       </w:r>
       <w:r>
         <w:rPr>
@@ -10558,15 +10904,498 @@
       </w:r>
       <w:r>
         <w:rPr>
+          <w:rStyle w:val="NormalTok"/>
+        </w:rPr>
+        <w:t xml:space="preserve"> I_h[t] </w:t>
+      </w:r>
+      <w:r>
+        <w:rPr>
+          <w:rStyle w:val="OperatorTok"/>
+        </w:rPr>
+        <w:t xml:space="preserve">+</w:t>
+      </w:r>
+      <w:r>
+        <w:rPr>
+          <w:rStyle w:val="NormalTok"/>
+        </w:rPr>
+        <w:t xml:space="preserve"> I_hA[t] </w:t>
+      </w:r>
+      <w:r>
+        <w:rPr>
+          <w:rStyle w:val="OperatorTok"/>
+        </w:rPr>
+        <w:t xml:space="preserve">+</w:t>
+      </w:r>
+      <w:r>
+        <w:rPr>
+          <w:rStyle w:val="NormalTok"/>
+        </w:rPr>
+        <w:t xml:space="preserve"> P[t] </w:t>
+      </w:r>
+      <w:r>
+        <w:rPr>
+          <w:rStyle w:val="OperatorTok"/>
+        </w:rPr>
+        <w:t xml:space="preserve">+</w:t>
+      </w:r>
+      <w:r>
+        <w:rPr>
+          <w:rStyle w:val="NormalTok"/>
+        </w:rPr>
+        <w:t xml:space="preserve"> R_h[t])</w:t>
+      </w:r>
+      <w:r>
+        <w:br/>
+      </w:r>
+      <w:r>
+        <w:rPr>
+          <w:rStyle w:val="NormalTok"/>
+        </w:rPr>
+        <w:t xml:space="preserve">        N_v[t</w:t>
+      </w:r>
+      <w:r>
+        <w:rPr>
+          <w:rStyle w:val="OperatorTok"/>
+        </w:rPr>
+        <w:t xml:space="preserve">=</w:t>
+      </w:r>
+      <w:r>
+        <w:rPr>
           <w:rStyle w:val="FloatTok"/>
         </w:rPr>
         <w:t xml:space="preserve">1</w:t>
       </w:r>
       <w:r>
         <w:rPr>
-          <w:rStyle w:val="NormalTok"/>
-        </w:rPr>
-        <w:t xml:space="preserve">)], u1[t] </w:t>
+          <w:rStyle w:val="OperatorTok"/>
+        </w:rPr>
+        <w:t xml:space="preserve">:</w:t>
+      </w:r>
+      <w:r>
+        <w:rPr>
+          <w:rStyle w:val="NormalTok"/>
+        </w:rPr>
+        <w:t xml:space="preserve">T], (S_v[t] </w:t>
+      </w:r>
+      <w:r>
+        <w:rPr>
+          <w:rStyle w:val="OperatorTok"/>
+        </w:rPr>
+        <w:t xml:space="preserve">+</w:t>
+      </w:r>
+      <w:r>
+        <w:rPr>
+          <w:rStyle w:val="NormalTok"/>
+        </w:rPr>
+        <w:t xml:space="preserve"> I_v[t])</w:t>
+      </w:r>
+      <w:r>
+        <w:br/>
+      </w:r>
+      <w:r>
+        <w:rPr>
+          <w:rStyle w:val="NormalTok"/>
+        </w:rPr>
+        <w:t xml:space="preserve">        lambda_h[t</w:t>
+      </w:r>
+      <w:r>
+        <w:rPr>
+          <w:rStyle w:val="OperatorTok"/>
+        </w:rPr>
+        <w:t xml:space="preserve">=</w:t>
+      </w:r>
+      <w:r>
+        <w:rPr>
+          <w:rStyle w:val="FloatTok"/>
+        </w:rPr>
+        <w:t xml:space="preserve">1</w:t>
+      </w:r>
+      <w:r>
+        <w:rPr>
+          <w:rStyle w:val="OperatorTok"/>
+        </w:rPr>
+        <w:t xml:space="preserve">:</w:t>
+      </w:r>
+      <w:r>
+        <w:rPr>
+          <w:rStyle w:val="NormalTok"/>
+        </w:rPr>
+        <w:t xml:space="preserve">T], ((</w:t>
+      </w:r>
+      <w:r>
+        <w:rPr>
+          <w:rStyle w:val="FloatTok"/>
+        </w:rPr>
+        <w:t xml:space="preserve">1</w:t>
+      </w:r>
+      <w:r>
+        <w:rPr>
+          <w:rStyle w:val="NormalTok"/>
+        </w:rPr>
+        <w:t xml:space="preserve"> </w:t>
+      </w:r>
+      <w:r>
+        <w:rPr>
+          <w:rStyle w:val="OperatorTok"/>
+        </w:rPr>
+        <w:t xml:space="preserve">-</w:t>
+      </w:r>
+      <w:r>
+        <w:rPr>
+          <w:rStyle w:val="NormalTok"/>
+        </w:rPr>
+        <w:t xml:space="preserve"> u1[t]) </w:t>
+      </w:r>
+      <w:r>
+        <w:rPr>
+          <w:rStyle w:val="OperatorTok"/>
+        </w:rPr>
+        <w:t xml:space="preserve">*</w:t>
+      </w:r>
+      <w:r>
+        <w:rPr>
+          <w:rStyle w:val="NormalTok"/>
+        </w:rPr>
+        <w:t xml:space="preserve"> b </w:t>
+      </w:r>
+      <w:r>
+        <w:rPr>
+          <w:rStyle w:val="OperatorTok"/>
+        </w:rPr>
+        <w:t xml:space="preserve">*</w:t>
+      </w:r>
+      <w:r>
+        <w:rPr>
+          <w:rStyle w:val="NormalTok"/>
+        </w:rPr>
+        <w:t xml:space="preserve"> beta_1 </w:t>
+      </w:r>
+      <w:r>
+        <w:rPr>
+          <w:rStyle w:val="OperatorTok"/>
+        </w:rPr>
+        <w:t xml:space="preserve">/</w:t>
+      </w:r>
+      <w:r>
+        <w:rPr>
+          <w:rStyle w:val="NormalTok"/>
+        </w:rPr>
+        <w:t xml:space="preserve"> N_h[t]) </w:t>
+      </w:r>
+      <w:r>
+        <w:rPr>
+          <w:rStyle w:val="OperatorTok"/>
+        </w:rPr>
+        <w:t xml:space="preserve">*</w:t>
+      </w:r>
+      <w:r>
+        <w:rPr>
+          <w:rStyle w:val="NormalTok"/>
+        </w:rPr>
+        <w:t xml:space="preserve"> I_v[t]</w:t>
+      </w:r>
+      <w:r>
+        <w:br/>
+      </w:r>
+      <w:r>
+        <w:rPr>
+          <w:rStyle w:val="NormalTok"/>
+        </w:rPr>
+        <w:t xml:space="preserve">        lambda_h1[t</w:t>
+      </w:r>
+      <w:r>
+        <w:rPr>
+          <w:rStyle w:val="OperatorTok"/>
+        </w:rPr>
+        <w:t xml:space="preserve">=</w:t>
+      </w:r>
+      <w:r>
+        <w:rPr>
+          <w:rStyle w:val="FloatTok"/>
+        </w:rPr>
+        <w:t xml:space="preserve">1</w:t>
+      </w:r>
+      <w:r>
+        <w:rPr>
+          <w:rStyle w:val="OperatorTok"/>
+        </w:rPr>
+        <w:t xml:space="preserve">:</w:t>
+      </w:r>
+      <w:r>
+        <w:rPr>
+          <w:rStyle w:val="NormalTok"/>
+        </w:rPr>
+        <w:t xml:space="preserve">T], ((</w:t>
+      </w:r>
+      <w:r>
+        <w:rPr>
+          <w:rStyle w:val="FloatTok"/>
+        </w:rPr>
+        <w:t xml:space="preserve">1</w:t>
+      </w:r>
+      <w:r>
+        <w:rPr>
+          <w:rStyle w:val="NormalTok"/>
+        </w:rPr>
+        <w:t xml:space="preserve"> </w:t>
+      </w:r>
+      <w:r>
+        <w:rPr>
+          <w:rStyle w:val="OperatorTok"/>
+        </w:rPr>
+        <w:t xml:space="preserve">-</w:t>
+      </w:r>
+      <w:r>
+        <w:rPr>
+          <w:rStyle w:val="NormalTok"/>
+        </w:rPr>
+        <w:t xml:space="preserve"> u1[t]) </w:t>
+      </w:r>
+      <w:r>
+        <w:rPr>
+          <w:rStyle w:val="OperatorTok"/>
+        </w:rPr>
+        <w:t xml:space="preserve">*</w:t>
+      </w:r>
+      <w:r>
+        <w:rPr>
+          <w:rStyle w:val="NormalTok"/>
+        </w:rPr>
+        <w:t xml:space="preserve"> b </w:t>
+      </w:r>
+      <w:r>
+        <w:rPr>
+          <w:rStyle w:val="OperatorTok"/>
+        </w:rPr>
+        <w:t xml:space="preserve">*</w:t>
+      </w:r>
+      <w:r>
+        <w:rPr>
+          <w:rStyle w:val="NormalTok"/>
+        </w:rPr>
+        <w:t xml:space="preserve"> beta_2 </w:t>
+      </w:r>
+      <w:r>
+        <w:rPr>
+          <w:rStyle w:val="OperatorTok"/>
+        </w:rPr>
+        <w:t xml:space="preserve">/</w:t>
+      </w:r>
+      <w:r>
+        <w:rPr>
+          <w:rStyle w:val="NormalTok"/>
+        </w:rPr>
+        <w:t xml:space="preserve"> N_h[t]) </w:t>
+      </w:r>
+      <w:r>
+        <w:rPr>
+          <w:rStyle w:val="OperatorTok"/>
+        </w:rPr>
+        <w:t xml:space="preserve">*</w:t>
+      </w:r>
+      <w:r>
+        <w:rPr>
+          <w:rStyle w:val="NormalTok"/>
+        </w:rPr>
+        <w:t xml:space="preserve"> I_v[t]</w:t>
+      </w:r>
+      <w:r>
+        <w:br/>
+      </w:r>
+      <w:r>
+        <w:rPr>
+          <w:rStyle w:val="NormalTok"/>
+        </w:rPr>
+        <w:t xml:space="preserve">        lambda_v[t</w:t>
+      </w:r>
+      <w:r>
+        <w:rPr>
+          <w:rStyle w:val="OperatorTok"/>
+        </w:rPr>
+        <w:t xml:space="preserve">=</w:t>
+      </w:r>
+      <w:r>
+        <w:rPr>
+          <w:rStyle w:val="FloatTok"/>
+        </w:rPr>
+        <w:t xml:space="preserve">1</w:t>
+      </w:r>
+      <w:r>
+        <w:rPr>
+          <w:rStyle w:val="OperatorTok"/>
+        </w:rPr>
+        <w:t xml:space="preserve">:</w:t>
+      </w:r>
+      <w:r>
+        <w:rPr>
+          <w:rStyle w:val="NormalTok"/>
+        </w:rPr>
+        <w:t xml:space="preserve">T], (b </w:t>
+      </w:r>
+      <w:r>
+        <w:rPr>
+          <w:rStyle w:val="OperatorTok"/>
+        </w:rPr>
+        <w:t xml:space="preserve">*</w:t>
+      </w:r>
+      <w:r>
+        <w:rPr>
+          <w:rStyle w:val="NormalTok"/>
+        </w:rPr>
+        <w:t xml:space="preserve"> beta_3 </w:t>
+      </w:r>
+      <w:r>
+        <w:rPr>
+          <w:rStyle w:val="OperatorTok"/>
+        </w:rPr>
+        <w:t xml:space="preserve">/</w:t>
+      </w:r>
+      <w:r>
+        <w:rPr>
+          <w:rStyle w:val="NormalTok"/>
+        </w:rPr>
+        <w:t xml:space="preserve"> N_h[t]) </w:t>
+      </w:r>
+      <w:r>
+        <w:rPr>
+          <w:rStyle w:val="OperatorTok"/>
+        </w:rPr>
+        <w:t xml:space="preserve">*</w:t>
+      </w:r>
+      <w:r>
+        <w:rPr>
+          <w:rStyle w:val="NormalTok"/>
+        </w:rPr>
+        <w:t xml:space="preserve"> (I_h[t] </w:t>
+      </w:r>
+      <w:r>
+        <w:rPr>
+          <w:rStyle w:val="OperatorTok"/>
+        </w:rPr>
+        <w:t xml:space="preserve">+</w:t>
+      </w:r>
+      <w:r>
+        <w:rPr>
+          <w:rStyle w:val="NormalTok"/>
+        </w:rPr>
+        <w:t xml:space="preserve"> I_hA[t])</w:t>
+      </w:r>
+      <w:r>
+        <w:br/>
+      </w:r>
+      <w:r>
+        <w:rPr>
+          <w:rStyle w:val="NormalTok"/>
+        </w:rPr>
+        <w:t xml:space="preserve">    </w:t>
+      </w:r>
+      <w:r>
+        <w:rPr>
+          <w:rStyle w:val="ControlFlowTok"/>
+        </w:rPr>
+        <w:t xml:space="preserve">end</w:t>
+      </w:r>
+      <w:r>
+        <w:rPr>
+          <w:rStyle w:val="NormalTok"/>
+        </w:rPr>
+        <w:t xml:space="preserve">)</w:t>
+      </w:r>
+      <w:r>
+        <w:br/>
+      </w:r>
+      <w:r>
+        <w:br/>
+      </w:r>
+      <w:r>
+        <w:rPr>
+          <w:rStyle w:val="NormalTok"/>
+        </w:rPr>
+        <w:t xml:space="preserve">    </w:t>
+      </w:r>
+      <w:r>
+        <w:rPr>
+          <w:rStyle w:val="CommentTok"/>
+        </w:rPr>
+        <w:t xml:space="preserve"># ODEs</w:t>
+      </w:r>
+      <w:r>
+        <w:br/>
+      </w:r>
+      <w:r>
+        <w:rPr>
+          <w:rStyle w:val="NormalTok"/>
+        </w:rPr>
+        <w:t xml:space="preserve">    </w:t>
+      </w:r>
+      <w:r>
+        <w:rPr>
+          <w:rStyle w:val="PreprocessorTok"/>
+        </w:rPr>
+        <w:t xml:space="preserve">@constraints</w:t>
+      </w:r>
+      <w:r>
+        <w:rPr>
+          <w:rStyle w:val="NormalTok"/>
+        </w:rPr>
+        <w:t xml:space="preserve">(model, </w:t>
+      </w:r>
+      <w:r>
+        <w:rPr>
+          <w:rStyle w:val="ControlFlowTok"/>
+        </w:rPr>
+        <w:t xml:space="preserve">begin</w:t>
+      </w:r>
+      <w:r>
+        <w:br/>
+      </w:r>
+      <w:r>
+        <w:rPr>
+          <w:rStyle w:val="NormalTok"/>
+        </w:rPr>
+        <w:t xml:space="preserve">    [t</w:t>
+      </w:r>
+      <w:r>
+        <w:rPr>
+          <w:rStyle w:val="OperatorTok"/>
+        </w:rPr>
+        <w:t xml:space="preserve">=</w:t>
+      </w:r>
+      <w:r>
+        <w:rPr>
+          <w:rStyle w:val="FloatTok"/>
+        </w:rPr>
+        <w:t xml:space="preserve">1</w:t>
+      </w:r>
+      <w:r>
+        <w:rPr>
+          <w:rStyle w:val="OperatorTok"/>
+        </w:rPr>
+        <w:t xml:space="preserve">:</w:t>
+      </w:r>
+      <w:r>
+        <w:rPr>
+          <w:rStyle w:val="NormalTok"/>
+        </w:rPr>
+        <w:t xml:space="preserve">T], S_h[t</w:t>
+      </w:r>
+      <w:r>
+        <w:rPr>
+          <w:rStyle w:val="OperatorTok"/>
+        </w:rPr>
+        <w:t xml:space="preserve">+</w:t>
+      </w:r>
+      <w:r>
+        <w:rPr>
+          <w:rStyle w:val="FloatTok"/>
+        </w:rPr>
+        <w:t xml:space="preserve">1</w:t>
+      </w:r>
+      <w:r>
+        <w:rPr>
+          <w:rStyle w:val="NormalTok"/>
+        </w:rPr>
+        <w:t xml:space="preserve">] </w:t>
       </w:r>
       <w:r>
         <w:rPr>
@@ -10578,7 +11407,31 @@
         <w:rPr>
           <w:rStyle w:val="NormalTok"/>
         </w:rPr>
-        <w:t xml:space="preserve"> u1[t</w:t>
+        <w:t xml:space="preserve"> S_h[t] </w:t>
+      </w:r>
+      <w:r>
+        <w:rPr>
+          <w:rStyle w:val="OperatorTok"/>
+        </w:rPr>
+        <w:t xml:space="preserve">+</w:t>
+      </w:r>
+      <w:r>
+        <w:rPr>
+          <w:rStyle w:val="NormalTok"/>
+        </w:rPr>
+        <w:t xml:space="preserve"> (mu_h </w:t>
+      </w:r>
+      <w:r>
+        <w:rPr>
+          <w:rStyle w:val="OperatorTok"/>
+        </w:rPr>
+        <w:t xml:space="preserve">*</w:t>
+      </w:r>
+      <w:r>
+        <w:rPr>
+          <w:rStyle w:val="NormalTok"/>
+        </w:rPr>
+        <w:t xml:space="preserve"> N_h[t] </w:t>
       </w:r>
       <w:r>
         <w:rPr>
@@ -10588,24 +11441,285 @@
       </w:r>
       <w:r>
         <w:rPr>
+          <w:rStyle w:val="NormalTok"/>
+        </w:rPr>
+        <w:t xml:space="preserve"> lambda_h[t] </w:t>
+      </w:r>
+      <w:r>
+        <w:rPr>
+          <w:rStyle w:val="OperatorTok"/>
+        </w:rPr>
+        <w:t xml:space="preserve">*</w:t>
+      </w:r>
+      <w:r>
+        <w:rPr>
+          <w:rStyle w:val="NormalTok"/>
+        </w:rPr>
+        <w:t xml:space="preserve"> S_h[t] </w:t>
+      </w:r>
+      <w:r>
+        <w:rPr>
+          <w:rStyle w:val="OperatorTok"/>
+        </w:rPr>
+        <w:t xml:space="preserve">-</w:t>
+      </w:r>
+      <w:r>
+        <w:rPr>
+          <w:rStyle w:val="NormalTok"/>
+        </w:rPr>
+        <w:t xml:space="preserve"> S_h[t] </w:t>
+      </w:r>
+      <w:r>
+        <w:rPr>
+          <w:rStyle w:val="OperatorTok"/>
+        </w:rPr>
+        <w:t xml:space="preserve">*</w:t>
+      </w:r>
+      <w:r>
+        <w:rPr>
+          <w:rStyle w:val="NormalTok"/>
+        </w:rPr>
+        <w:t xml:space="preserve"> u2[t] </w:t>
+      </w:r>
+      <w:r>
+        <w:rPr>
+          <w:rStyle w:val="OperatorTok"/>
+        </w:rPr>
+        <w:t xml:space="preserve">-</w:t>
+      </w:r>
+      <w:r>
+        <w:rPr>
+          <w:rStyle w:val="NormalTok"/>
+        </w:rPr>
+        <w:t xml:space="preserve"> mu_h </w:t>
+      </w:r>
+      <w:r>
+        <w:rPr>
+          <w:rStyle w:val="OperatorTok"/>
+        </w:rPr>
+        <w:t xml:space="preserve">*</w:t>
+      </w:r>
+      <w:r>
+        <w:rPr>
+          <w:rStyle w:val="NormalTok"/>
+        </w:rPr>
+        <w:t xml:space="preserve"> S_h[t]) </w:t>
+      </w:r>
+      <w:r>
+        <w:rPr>
+          <w:rStyle w:val="OperatorTok"/>
+        </w:rPr>
+        <w:t xml:space="preserve">*</w:t>
+      </w:r>
+      <w:r>
+        <w:rPr>
+          <w:rStyle w:val="NormalTok"/>
+        </w:rPr>
+        <w:t xml:space="preserve"> dt</w:t>
+      </w:r>
+      <w:r>
+        <w:br/>
+      </w:r>
+      <w:r>
+        <w:rPr>
+          <w:rStyle w:val="NormalTok"/>
+        </w:rPr>
+        <w:t xml:space="preserve">    [t</w:t>
+      </w:r>
+      <w:r>
+        <w:rPr>
+          <w:rStyle w:val="OperatorTok"/>
+        </w:rPr>
+        <w:t xml:space="preserve">=</w:t>
+      </w:r>
+      <w:r>
+        <w:rPr>
           <w:rStyle w:val="FloatTok"/>
         </w:rPr>
         <w:t xml:space="preserve">1</w:t>
       </w:r>
       <w:r>
         <w:rPr>
-          <w:rStyle w:val="NormalTok"/>
-        </w:rPr>
-        <w:t xml:space="preserve">]</w:t>
-      </w:r>
-      <w:r>
-        <w:br/>
-      </w:r>
-      <w:r>
-        <w:rPr>
-          <w:rStyle w:val="NormalTok"/>
-        </w:rPr>
-        <w:t xml:space="preserve">        [t</w:t>
+          <w:rStyle w:val="OperatorTok"/>
+        </w:rPr>
+        <w:t xml:space="preserve">:</w:t>
+      </w:r>
+      <w:r>
+        <w:rPr>
+          <w:rStyle w:val="NormalTok"/>
+        </w:rPr>
+        <w:t xml:space="preserve">T], I_h[t</w:t>
+      </w:r>
+      <w:r>
+        <w:rPr>
+          <w:rStyle w:val="OperatorTok"/>
+        </w:rPr>
+        <w:t xml:space="preserve">+</w:t>
+      </w:r>
+      <w:r>
+        <w:rPr>
+          <w:rStyle w:val="FloatTok"/>
+        </w:rPr>
+        <w:t xml:space="preserve">1</w:t>
+      </w:r>
+      <w:r>
+        <w:rPr>
+          <w:rStyle w:val="NormalTok"/>
+        </w:rPr>
+        <w:t xml:space="preserve">] </w:t>
+      </w:r>
+      <w:r>
+        <w:rPr>
+          <w:rStyle w:val="OperatorTok"/>
+        </w:rPr>
+        <w:t xml:space="preserve">==</w:t>
+      </w:r>
+      <w:r>
+        <w:rPr>
+          <w:rStyle w:val="NormalTok"/>
+        </w:rPr>
+        <w:t xml:space="preserve"> I_h[t] </w:t>
+      </w:r>
+      <w:r>
+        <w:rPr>
+          <w:rStyle w:val="OperatorTok"/>
+        </w:rPr>
+        <w:t xml:space="preserve">+</w:t>
+      </w:r>
+      <w:r>
+        <w:rPr>
+          <w:rStyle w:val="NormalTok"/>
+        </w:rPr>
+        <w:t xml:space="preserve"> (psi </w:t>
+      </w:r>
+      <w:r>
+        <w:rPr>
+          <w:rStyle w:val="OperatorTok"/>
+        </w:rPr>
+        <w:t xml:space="preserve">*</w:t>
+      </w:r>
+      <w:r>
+        <w:rPr>
+          <w:rStyle w:val="NormalTok"/>
+        </w:rPr>
+        <w:t xml:space="preserve"> lambda_h[t] </w:t>
+      </w:r>
+      <w:r>
+        <w:rPr>
+          <w:rStyle w:val="OperatorTok"/>
+        </w:rPr>
+        <w:t xml:space="preserve">*</w:t>
+      </w:r>
+      <w:r>
+        <w:rPr>
+          <w:rStyle w:val="NormalTok"/>
+        </w:rPr>
+        <w:t xml:space="preserve"> S_h[t] </w:t>
+      </w:r>
+      <w:r>
+        <w:rPr>
+          <w:rStyle w:val="OperatorTok"/>
+        </w:rPr>
+        <w:t xml:space="preserve">+</w:t>
+      </w:r>
+      <w:r>
+        <w:rPr>
+          <w:rStyle w:val="NormalTok"/>
+        </w:rPr>
+        <w:t xml:space="preserve"> omega </w:t>
+      </w:r>
+      <w:r>
+        <w:rPr>
+          <w:rStyle w:val="OperatorTok"/>
+        </w:rPr>
+        <w:t xml:space="preserve">*</w:t>
+      </w:r>
+      <w:r>
+        <w:rPr>
+          <w:rStyle w:val="NormalTok"/>
+        </w:rPr>
+        <w:t xml:space="preserve"> lambda_h1[t] </w:t>
+      </w:r>
+      <w:r>
+        <w:rPr>
+          <w:rStyle w:val="OperatorTok"/>
+        </w:rPr>
+        <w:t xml:space="preserve">*</w:t>
+      </w:r>
+      <w:r>
+        <w:rPr>
+          <w:rStyle w:val="NormalTok"/>
+        </w:rPr>
+        <w:t xml:space="preserve"> P[t] </w:t>
+      </w:r>
+      <w:r>
+        <w:rPr>
+          <w:rStyle w:val="OperatorTok"/>
+        </w:rPr>
+        <w:t xml:space="preserve">-</w:t>
+      </w:r>
+      <w:r>
+        <w:rPr>
+          <w:rStyle w:val="NormalTok"/>
+        </w:rPr>
+        <w:t xml:space="preserve"> (mu_h </w:t>
+      </w:r>
+      <w:r>
+        <w:rPr>
+          <w:rStyle w:val="OperatorTok"/>
+        </w:rPr>
+        <w:t xml:space="preserve">+</w:t>
+      </w:r>
+      <w:r>
+        <w:rPr>
+          <w:rStyle w:val="NormalTok"/>
+        </w:rPr>
+        <w:t xml:space="preserve"> u3[t] </w:t>
+      </w:r>
+      <w:r>
+        <w:rPr>
+          <w:rStyle w:val="OperatorTok"/>
+        </w:rPr>
+        <w:t xml:space="preserve">+</w:t>
+      </w:r>
+      <w:r>
+        <w:rPr>
+          <w:rStyle w:val="NormalTok"/>
+        </w:rPr>
+        <w:t xml:space="preserve"> gamma_h) </w:t>
+      </w:r>
+      <w:r>
+        <w:rPr>
+          <w:rStyle w:val="OperatorTok"/>
+        </w:rPr>
+        <w:t xml:space="preserve">*</w:t>
+      </w:r>
+      <w:r>
+        <w:rPr>
+          <w:rStyle w:val="NormalTok"/>
+        </w:rPr>
+        <w:t xml:space="preserve"> I_h[t]) </w:t>
+      </w:r>
+      <w:r>
+        <w:rPr>
+          <w:rStyle w:val="OperatorTok"/>
+        </w:rPr>
+        <w:t xml:space="preserve">*</w:t>
+      </w:r>
+      <w:r>
+        <w:rPr>
+          <w:rStyle w:val="NormalTok"/>
+        </w:rPr>
+        <w:t xml:space="preserve"> dt</w:t>
+      </w:r>
+      <w:r>
+        <w:br/>
+      </w:r>
+      <w:r>
+        <w:rPr>
+          <w:rStyle w:val="NormalTok"/>
+        </w:rPr>
+        <w:t xml:space="preserve">    [t</w:t>
       </w:r>
       <w:r>
         <w:rPr>
@@ -10615,9 +11729,21 @@
       </w:r>
       <w:r>
         <w:rPr>
-          <w:rStyle w:val="NormalTok"/>
-        </w:rPr>
-        <w:t xml:space="preserve">(T</w:t>
+          <w:rStyle w:val="FloatTok"/>
+        </w:rPr>
+        <w:t xml:space="preserve">1</w:t>
+      </w:r>
+      <w:r>
+        <w:rPr>
+          <w:rStyle w:val="OperatorTok"/>
+        </w:rPr>
+        <w:t xml:space="preserve">:</w:t>
+      </w:r>
+      <w:r>
+        <w:rPr>
+          <w:rStyle w:val="NormalTok"/>
+        </w:rPr>
+        <w:t xml:space="preserve">T], I_hA[t</w:t>
       </w:r>
       <w:r>
         <w:rPr>
@@ -10635,7 +11761,7 @@
         <w:rPr>
           <w:rStyle w:val="NormalTok"/>
         </w:rPr>
-        <w:t xml:space="preserve">)], u2[t] </w:t>
+        <w:t xml:space="preserve">] </w:t>
       </w:r>
       <w:r>
         <w:rPr>
@@ -10647,7 +11773,31 @@
         <w:rPr>
           <w:rStyle w:val="NormalTok"/>
         </w:rPr>
-        <w:t xml:space="preserve"> u2[t</w:t>
+        <w:t xml:space="preserve"> I_hA[t] </w:t>
+      </w:r>
+      <w:r>
+        <w:rPr>
+          <w:rStyle w:val="OperatorTok"/>
+        </w:rPr>
+        <w:t xml:space="preserve">+</w:t>
+      </w:r>
+      <w:r>
+        <w:rPr>
+          <w:rStyle w:val="NormalTok"/>
+        </w:rPr>
+        <w:t xml:space="preserve"> ((</w:t>
+      </w:r>
+      <w:r>
+        <w:rPr>
+          <w:rStyle w:val="FloatTok"/>
+        </w:rPr>
+        <w:t xml:space="preserve">1</w:t>
+      </w:r>
+      <w:r>
+        <w:rPr>
+          <w:rStyle w:val="NormalTok"/>
+        </w:rPr>
+        <w:t xml:space="preserve"> </w:t>
       </w:r>
       <w:r>
         <w:rPr>
@@ -10657,6 +11807,48 @@
       </w:r>
       <w:r>
         <w:rPr>
+          <w:rStyle w:val="NormalTok"/>
+        </w:rPr>
+        <w:t xml:space="preserve"> psi) </w:t>
+      </w:r>
+      <w:r>
+        <w:rPr>
+          <w:rStyle w:val="OperatorTok"/>
+        </w:rPr>
+        <w:t xml:space="preserve">*</w:t>
+      </w:r>
+      <w:r>
+        <w:rPr>
+          <w:rStyle w:val="NormalTok"/>
+        </w:rPr>
+        <w:t xml:space="preserve"> lambda_h[t] </w:t>
+      </w:r>
+      <w:r>
+        <w:rPr>
+          <w:rStyle w:val="OperatorTok"/>
+        </w:rPr>
+        <w:t xml:space="preserve">*</w:t>
+      </w:r>
+      <w:r>
+        <w:rPr>
+          <w:rStyle w:val="NormalTok"/>
+        </w:rPr>
+        <w:t xml:space="preserve"> S_h[t] </w:t>
+      </w:r>
+      <w:r>
+        <w:rPr>
+          <w:rStyle w:val="OperatorTok"/>
+        </w:rPr>
+        <w:t xml:space="preserve">+</w:t>
+      </w:r>
+      <w:r>
+        <w:rPr>
+          <w:rStyle w:val="NormalTok"/>
+        </w:rPr>
+        <w:t xml:space="preserve"> (</w:t>
+      </w:r>
+      <w:r>
+        <w:rPr>
           <w:rStyle w:val="FloatTok"/>
         </w:rPr>
         <w:t xml:space="preserve">1</w:t>
@@ -10665,16 +11857,100 @@
         <w:rPr>
           <w:rStyle w:val="NormalTok"/>
         </w:rPr>
-        <w:t xml:space="preserve">]</w:t>
-      </w:r>
-      <w:r>
-        <w:br/>
-      </w:r>
-      <w:r>
-        <w:rPr>
-          <w:rStyle w:val="NormalTok"/>
-        </w:rPr>
-        <w:t xml:space="preserve">        [t</w:t>
+        <w:t xml:space="preserve"> </w:t>
+      </w:r>
+      <w:r>
+        <w:rPr>
+          <w:rStyle w:val="OperatorTok"/>
+        </w:rPr>
+        <w:t xml:space="preserve">-</w:t>
+      </w:r>
+      <w:r>
+        <w:rPr>
+          <w:rStyle w:val="NormalTok"/>
+        </w:rPr>
+        <w:t xml:space="preserve"> omega) </w:t>
+      </w:r>
+      <w:r>
+        <w:rPr>
+          <w:rStyle w:val="OperatorTok"/>
+        </w:rPr>
+        <w:t xml:space="preserve">*</w:t>
+      </w:r>
+      <w:r>
+        <w:rPr>
+          <w:rStyle w:val="NormalTok"/>
+        </w:rPr>
+        <w:t xml:space="preserve"> lambda_h1[t] </w:t>
+      </w:r>
+      <w:r>
+        <w:rPr>
+          <w:rStyle w:val="OperatorTok"/>
+        </w:rPr>
+        <w:t xml:space="preserve">*</w:t>
+      </w:r>
+      <w:r>
+        <w:rPr>
+          <w:rStyle w:val="NormalTok"/>
+        </w:rPr>
+        <w:t xml:space="preserve"> P[t] </w:t>
+      </w:r>
+      <w:r>
+        <w:rPr>
+          <w:rStyle w:val="OperatorTok"/>
+        </w:rPr>
+        <w:t xml:space="preserve">-</w:t>
+      </w:r>
+      <w:r>
+        <w:rPr>
+          <w:rStyle w:val="NormalTok"/>
+        </w:rPr>
+        <w:t xml:space="preserve"> (mu_h </w:t>
+      </w:r>
+      <w:r>
+        <w:rPr>
+          <w:rStyle w:val="OperatorTok"/>
+        </w:rPr>
+        <w:t xml:space="preserve">+</w:t>
+      </w:r>
+      <w:r>
+        <w:rPr>
+          <w:rStyle w:val="NormalTok"/>
+        </w:rPr>
+        <w:t xml:space="preserve"> gamma_h) </w:t>
+      </w:r>
+      <w:r>
+        <w:rPr>
+          <w:rStyle w:val="OperatorTok"/>
+        </w:rPr>
+        <w:t xml:space="preserve">*</w:t>
+      </w:r>
+      <w:r>
+        <w:rPr>
+          <w:rStyle w:val="NormalTok"/>
+        </w:rPr>
+        <w:t xml:space="preserve"> I_hA[t]) </w:t>
+      </w:r>
+      <w:r>
+        <w:rPr>
+          <w:rStyle w:val="OperatorTok"/>
+        </w:rPr>
+        <w:t xml:space="preserve">*</w:t>
+      </w:r>
+      <w:r>
+        <w:rPr>
+          <w:rStyle w:val="NormalTok"/>
+        </w:rPr>
+        <w:t xml:space="preserve"> dt</w:t>
+      </w:r>
+      <w:r>
+        <w:br/>
+      </w:r>
+      <w:r>
+        <w:rPr>
+          <w:rStyle w:val="NormalTok"/>
+        </w:rPr>
+        <w:t xml:space="preserve">    [t</w:t>
       </w:r>
       <w:r>
         <w:rPr>
@@ -10684,9 +11960,21 @@
       </w:r>
       <w:r>
         <w:rPr>
-          <w:rStyle w:val="NormalTok"/>
-        </w:rPr>
-        <w:t xml:space="preserve">(T</w:t>
+          <w:rStyle w:val="FloatTok"/>
+        </w:rPr>
+        <w:t xml:space="preserve">1</w:t>
+      </w:r>
+      <w:r>
+        <w:rPr>
+          <w:rStyle w:val="OperatorTok"/>
+        </w:rPr>
+        <w:t xml:space="preserve">:</w:t>
+      </w:r>
+      <w:r>
+        <w:rPr>
+          <w:rStyle w:val="NormalTok"/>
+        </w:rPr>
+        <w:t xml:space="preserve">T], P[t</w:t>
       </w:r>
       <w:r>
         <w:rPr>
@@ -10704,7 +11992,7 @@
         <w:rPr>
           <w:rStyle w:val="NormalTok"/>
         </w:rPr>
-        <w:t xml:space="preserve">)], u3[t] </w:t>
+        <w:t xml:space="preserve">] </w:t>
       </w:r>
       <w:r>
         <w:rPr>
@@ -10716,7 +12004,115 @@
         <w:rPr>
           <w:rStyle w:val="NormalTok"/>
         </w:rPr>
-        <w:t xml:space="preserve"> u3[t</w:t>
+        <w:t xml:space="preserve"> P[t] </w:t>
+      </w:r>
+      <w:r>
+        <w:rPr>
+          <w:rStyle w:val="OperatorTok"/>
+        </w:rPr>
+        <w:t xml:space="preserve">+</w:t>
+      </w:r>
+      <w:r>
+        <w:rPr>
+          <w:rStyle w:val="NormalTok"/>
+        </w:rPr>
+        <w:t xml:space="preserve"> (u2[t] </w:t>
+      </w:r>
+      <w:r>
+        <w:rPr>
+          <w:rStyle w:val="OperatorTok"/>
+        </w:rPr>
+        <w:t xml:space="preserve">*</w:t>
+      </w:r>
+      <w:r>
+        <w:rPr>
+          <w:rStyle w:val="NormalTok"/>
+        </w:rPr>
+        <w:t xml:space="preserve"> S_h[t] </w:t>
+      </w:r>
+      <w:r>
+        <w:rPr>
+          <w:rStyle w:val="OperatorTok"/>
+        </w:rPr>
+        <w:t xml:space="preserve">+</w:t>
+      </w:r>
+      <w:r>
+        <w:rPr>
+          <w:rStyle w:val="NormalTok"/>
+        </w:rPr>
+        <w:t xml:space="preserve"> rho </w:t>
+      </w:r>
+      <w:r>
+        <w:rPr>
+          <w:rStyle w:val="OperatorTok"/>
+        </w:rPr>
+        <w:t xml:space="preserve">*</w:t>
+      </w:r>
+      <w:r>
+        <w:rPr>
+          <w:rStyle w:val="NormalTok"/>
+        </w:rPr>
+        <w:t xml:space="preserve"> u3[t] </w:t>
+      </w:r>
+      <w:r>
+        <w:rPr>
+          <w:rStyle w:val="OperatorTok"/>
+        </w:rPr>
+        <w:t xml:space="preserve">*</w:t>
+      </w:r>
+      <w:r>
+        <w:rPr>
+          <w:rStyle w:val="NormalTok"/>
+        </w:rPr>
+        <w:t xml:space="preserve"> I_h[t] </w:t>
+      </w:r>
+      <w:r>
+        <w:rPr>
+          <w:rStyle w:val="OperatorTok"/>
+        </w:rPr>
+        <w:t xml:space="preserve">+</w:t>
+      </w:r>
+      <w:r>
+        <w:rPr>
+          <w:rStyle w:val="NormalTok"/>
+        </w:rPr>
+        <w:t xml:space="preserve"> phi </w:t>
+      </w:r>
+      <w:r>
+        <w:rPr>
+          <w:rStyle w:val="OperatorTok"/>
+        </w:rPr>
+        <w:t xml:space="preserve">*</w:t>
+      </w:r>
+      <w:r>
+        <w:rPr>
+          <w:rStyle w:val="NormalTok"/>
+        </w:rPr>
+        <w:t xml:space="preserve"> gamma_h </w:t>
+      </w:r>
+      <w:r>
+        <w:rPr>
+          <w:rStyle w:val="OperatorTok"/>
+        </w:rPr>
+        <w:t xml:space="preserve">*</w:t>
+      </w:r>
+      <w:r>
+        <w:rPr>
+          <w:rStyle w:val="NormalTok"/>
+        </w:rPr>
+        <w:t xml:space="preserve"> (I_h[t] </w:t>
+      </w:r>
+      <w:r>
+        <w:rPr>
+          <w:rStyle w:val="OperatorTok"/>
+        </w:rPr>
+        <w:t xml:space="preserve">+</w:t>
+      </w:r>
+      <w:r>
+        <w:rPr>
+          <w:rStyle w:val="NormalTok"/>
+        </w:rPr>
+        <w:t xml:space="preserve"> I_hA[t]) </w:t>
       </w:r>
       <w:r>
         <w:rPr>
@@ -10726,24 +12122,297 @@
       </w:r>
       <w:r>
         <w:rPr>
+          <w:rStyle w:val="NormalTok"/>
+        </w:rPr>
+        <w:t xml:space="preserve"> lambda_h1[t] </w:t>
+      </w:r>
+      <w:r>
+        <w:rPr>
+          <w:rStyle w:val="OperatorTok"/>
+        </w:rPr>
+        <w:t xml:space="preserve">*</w:t>
+      </w:r>
+      <w:r>
+        <w:rPr>
+          <w:rStyle w:val="NormalTok"/>
+        </w:rPr>
+        <w:t xml:space="preserve"> P[t] </w:t>
+      </w:r>
+      <w:r>
+        <w:rPr>
+          <w:rStyle w:val="OperatorTok"/>
+        </w:rPr>
+        <w:t xml:space="preserve">-</w:t>
+      </w:r>
+      <w:r>
+        <w:rPr>
+          <w:rStyle w:val="NormalTok"/>
+        </w:rPr>
+        <w:t xml:space="preserve"> mu_h </w:t>
+      </w:r>
+      <w:r>
+        <w:rPr>
+          <w:rStyle w:val="OperatorTok"/>
+        </w:rPr>
+        <w:t xml:space="preserve">*</w:t>
+      </w:r>
+      <w:r>
+        <w:rPr>
+          <w:rStyle w:val="NormalTok"/>
+        </w:rPr>
+        <w:t xml:space="preserve"> P[t]) </w:t>
+      </w:r>
+      <w:r>
+        <w:rPr>
+          <w:rStyle w:val="OperatorTok"/>
+        </w:rPr>
+        <w:t xml:space="preserve">*</w:t>
+      </w:r>
+      <w:r>
+        <w:rPr>
+          <w:rStyle w:val="NormalTok"/>
+        </w:rPr>
+        <w:t xml:space="preserve"> dt</w:t>
+      </w:r>
+      <w:r>
+        <w:br/>
+      </w:r>
+      <w:r>
+        <w:rPr>
+          <w:rStyle w:val="NormalTok"/>
+        </w:rPr>
+        <w:t xml:space="preserve">    [t</w:t>
+      </w:r>
+      <w:r>
+        <w:rPr>
+          <w:rStyle w:val="OperatorTok"/>
+        </w:rPr>
+        <w:t xml:space="preserve">=</w:t>
+      </w:r>
+      <w:r>
+        <w:rPr>
           <w:rStyle w:val="FloatTok"/>
         </w:rPr>
         <w:t xml:space="preserve">1</w:t>
       </w:r>
       <w:r>
         <w:rPr>
-          <w:rStyle w:val="NormalTok"/>
-        </w:rPr>
-        <w:t xml:space="preserve">]</w:t>
-      </w:r>
-      <w:r>
-        <w:br/>
-      </w:r>
-      <w:r>
-        <w:rPr>
-          <w:rStyle w:val="NormalTok"/>
-        </w:rPr>
-        <w:t xml:space="preserve">        [t</w:t>
+          <w:rStyle w:val="OperatorTok"/>
+        </w:rPr>
+        <w:t xml:space="preserve">:</w:t>
+      </w:r>
+      <w:r>
+        <w:rPr>
+          <w:rStyle w:val="NormalTok"/>
+        </w:rPr>
+        <w:t xml:space="preserve">T], R_h[t</w:t>
+      </w:r>
+      <w:r>
+        <w:rPr>
+          <w:rStyle w:val="OperatorTok"/>
+        </w:rPr>
+        <w:t xml:space="preserve">+</w:t>
+      </w:r>
+      <w:r>
+        <w:rPr>
+          <w:rStyle w:val="FloatTok"/>
+        </w:rPr>
+        <w:t xml:space="preserve">1</w:t>
+      </w:r>
+      <w:r>
+        <w:rPr>
+          <w:rStyle w:val="NormalTok"/>
+        </w:rPr>
+        <w:t xml:space="preserve">] </w:t>
+      </w:r>
+      <w:r>
+        <w:rPr>
+          <w:rStyle w:val="OperatorTok"/>
+        </w:rPr>
+        <w:t xml:space="preserve">==</w:t>
+      </w:r>
+      <w:r>
+        <w:rPr>
+          <w:rStyle w:val="NormalTok"/>
+        </w:rPr>
+        <w:t xml:space="preserve"> R_h[t] </w:t>
+      </w:r>
+      <w:r>
+        <w:rPr>
+          <w:rStyle w:val="OperatorTok"/>
+        </w:rPr>
+        <w:t xml:space="preserve">+</w:t>
+      </w:r>
+      <w:r>
+        <w:rPr>
+          <w:rStyle w:val="NormalTok"/>
+        </w:rPr>
+        <w:t xml:space="preserve"> ((</w:t>
+      </w:r>
+      <w:r>
+        <w:rPr>
+          <w:rStyle w:val="FloatTok"/>
+        </w:rPr>
+        <w:t xml:space="preserve">1</w:t>
+      </w:r>
+      <w:r>
+        <w:rPr>
+          <w:rStyle w:val="NormalTok"/>
+        </w:rPr>
+        <w:t xml:space="preserve"> </w:t>
+      </w:r>
+      <w:r>
+        <w:rPr>
+          <w:rStyle w:val="OperatorTok"/>
+        </w:rPr>
+        <w:t xml:space="preserve">-</w:t>
+      </w:r>
+      <w:r>
+        <w:rPr>
+          <w:rStyle w:val="NormalTok"/>
+        </w:rPr>
+        <w:t xml:space="preserve"> rho) </w:t>
+      </w:r>
+      <w:r>
+        <w:rPr>
+          <w:rStyle w:val="OperatorTok"/>
+        </w:rPr>
+        <w:t xml:space="preserve">*</w:t>
+      </w:r>
+      <w:r>
+        <w:rPr>
+          <w:rStyle w:val="NormalTok"/>
+        </w:rPr>
+        <w:t xml:space="preserve"> u3[t] </w:t>
+      </w:r>
+      <w:r>
+        <w:rPr>
+          <w:rStyle w:val="OperatorTok"/>
+        </w:rPr>
+        <w:t xml:space="preserve">*</w:t>
+      </w:r>
+      <w:r>
+        <w:rPr>
+          <w:rStyle w:val="NormalTok"/>
+        </w:rPr>
+        <w:t xml:space="preserve"> I_h[t] </w:t>
+      </w:r>
+      <w:r>
+        <w:rPr>
+          <w:rStyle w:val="OperatorTok"/>
+        </w:rPr>
+        <w:t xml:space="preserve">+</w:t>
+      </w:r>
+      <w:r>
+        <w:rPr>
+          <w:rStyle w:val="NormalTok"/>
+        </w:rPr>
+        <w:t xml:space="preserve"> (</w:t>
+      </w:r>
+      <w:r>
+        <w:rPr>
+          <w:rStyle w:val="FloatTok"/>
+        </w:rPr>
+        <w:t xml:space="preserve">1</w:t>
+      </w:r>
+      <w:r>
+        <w:rPr>
+          <w:rStyle w:val="NormalTok"/>
+        </w:rPr>
+        <w:t xml:space="preserve"> </w:t>
+      </w:r>
+      <w:r>
+        <w:rPr>
+          <w:rStyle w:val="OperatorTok"/>
+        </w:rPr>
+        <w:t xml:space="preserve">-</w:t>
+      </w:r>
+      <w:r>
+        <w:rPr>
+          <w:rStyle w:val="NormalTok"/>
+        </w:rPr>
+        <w:t xml:space="preserve"> phi) </w:t>
+      </w:r>
+      <w:r>
+        <w:rPr>
+          <w:rStyle w:val="OperatorTok"/>
+        </w:rPr>
+        <w:t xml:space="preserve">*</w:t>
+      </w:r>
+      <w:r>
+        <w:rPr>
+          <w:rStyle w:val="NormalTok"/>
+        </w:rPr>
+        <w:t xml:space="preserve"> gamma_h </w:t>
+      </w:r>
+      <w:r>
+        <w:rPr>
+          <w:rStyle w:val="OperatorTok"/>
+        </w:rPr>
+        <w:t xml:space="preserve">*</w:t>
+      </w:r>
+      <w:r>
+        <w:rPr>
+          <w:rStyle w:val="NormalTok"/>
+        </w:rPr>
+        <w:t xml:space="preserve"> (I_h[t] </w:t>
+      </w:r>
+      <w:r>
+        <w:rPr>
+          <w:rStyle w:val="OperatorTok"/>
+        </w:rPr>
+        <w:t xml:space="preserve">+</w:t>
+      </w:r>
+      <w:r>
+        <w:rPr>
+          <w:rStyle w:val="NormalTok"/>
+        </w:rPr>
+        <w:t xml:space="preserve"> I_hA[t]) </w:t>
+      </w:r>
+      <w:r>
+        <w:rPr>
+          <w:rStyle w:val="OperatorTok"/>
+        </w:rPr>
+        <w:t xml:space="preserve">-</w:t>
+      </w:r>
+      <w:r>
+        <w:rPr>
+          <w:rStyle w:val="NormalTok"/>
+        </w:rPr>
+        <w:t xml:space="preserve"> mu_h </w:t>
+      </w:r>
+      <w:r>
+        <w:rPr>
+          <w:rStyle w:val="OperatorTok"/>
+        </w:rPr>
+        <w:t xml:space="preserve">*</w:t>
+      </w:r>
+      <w:r>
+        <w:rPr>
+          <w:rStyle w:val="NormalTok"/>
+        </w:rPr>
+        <w:t xml:space="preserve"> R_h[t]) </w:t>
+      </w:r>
+      <w:r>
+        <w:rPr>
+          <w:rStyle w:val="OperatorTok"/>
+        </w:rPr>
+        <w:t xml:space="preserve">*</w:t>
+      </w:r>
+      <w:r>
+        <w:rPr>
+          <w:rStyle w:val="NormalTok"/>
+        </w:rPr>
+        <w:t xml:space="preserve"> dt</w:t>
+      </w:r>
+      <w:r>
+        <w:br/>
+      </w:r>
+      <w:r>
+        <w:rPr>
+          <w:rStyle w:val="NormalTok"/>
+        </w:rPr>
+        <w:t xml:space="preserve">    [t</w:t>
       </w:r>
       <w:r>
         <w:rPr>
@@ -10753,9 +12422,21 @@
       </w:r>
       <w:r>
         <w:rPr>
-          <w:rStyle w:val="NormalTok"/>
-        </w:rPr>
-        <w:t xml:space="preserve">(T</w:t>
+          <w:rStyle w:val="FloatTok"/>
+        </w:rPr>
+        <w:t xml:space="preserve">1</w:t>
+      </w:r>
+      <w:r>
+        <w:rPr>
+          <w:rStyle w:val="OperatorTok"/>
+        </w:rPr>
+        <w:t xml:space="preserve">:</w:t>
+      </w:r>
+      <w:r>
+        <w:rPr>
+          <w:rStyle w:val="NormalTok"/>
+        </w:rPr>
+        <w:t xml:space="preserve">T], S_v[t</w:t>
       </w:r>
       <w:r>
         <w:rPr>
@@ -10773,7 +12454,7 @@
         <w:rPr>
           <w:rStyle w:val="NormalTok"/>
         </w:rPr>
-        <w:t xml:space="preserve">)], u4[t] </w:t>
+        <w:t xml:space="preserve">] </w:t>
       </w:r>
       <w:r>
         <w:rPr>
@@ -10785,7 +12466,55 @@
         <w:rPr>
           <w:rStyle w:val="NormalTok"/>
         </w:rPr>
-        <w:t xml:space="preserve"> u4[t</w:t>
+        <w:t xml:space="preserve"> S_v[t] </w:t>
+      </w:r>
+      <w:r>
+        <w:rPr>
+          <w:rStyle w:val="OperatorTok"/>
+        </w:rPr>
+        <w:t xml:space="preserve">+</w:t>
+      </w:r>
+      <w:r>
+        <w:rPr>
+          <w:rStyle w:val="NormalTok"/>
+        </w:rPr>
+        <w:t xml:space="preserve"> (mu_v </w:t>
+      </w:r>
+      <w:r>
+        <w:rPr>
+          <w:rStyle w:val="OperatorTok"/>
+        </w:rPr>
+        <w:t xml:space="preserve">*</w:t>
+      </w:r>
+      <w:r>
+        <w:rPr>
+          <w:rStyle w:val="NormalTok"/>
+        </w:rPr>
+        <w:t xml:space="preserve"> N_v[t] </w:t>
+      </w:r>
+      <w:r>
+        <w:rPr>
+          <w:rStyle w:val="OperatorTok"/>
+        </w:rPr>
+        <w:t xml:space="preserve">*</w:t>
+      </w:r>
+      <w:r>
+        <w:rPr>
+          <w:rStyle w:val="NormalTok"/>
+        </w:rPr>
+        <w:t xml:space="preserve"> (</w:t>
+      </w:r>
+      <w:r>
+        <w:rPr>
+          <w:rStyle w:val="FloatTok"/>
+        </w:rPr>
+        <w:t xml:space="preserve">1</w:t>
+      </w:r>
+      <w:r>
+        <w:rPr>
+          <w:rStyle w:val="NormalTok"/>
+        </w:rPr>
+        <w:t xml:space="preserve"> </w:t>
       </w:r>
       <w:r>
         <w:rPr>
@@ -10795,6 +12524,48 @@
       </w:r>
       <w:r>
         <w:rPr>
+          <w:rStyle w:val="NormalTok"/>
+        </w:rPr>
+        <w:t xml:space="preserve"> u4[t]) </w:t>
+      </w:r>
+      <w:r>
+        <w:rPr>
+          <w:rStyle w:val="OperatorTok"/>
+        </w:rPr>
+        <w:t xml:space="preserve">-</w:t>
+      </w:r>
+      <w:r>
+        <w:rPr>
+          <w:rStyle w:val="NormalTok"/>
+        </w:rPr>
+        <w:t xml:space="preserve"> lambda_v[t] </w:t>
+      </w:r>
+      <w:r>
+        <w:rPr>
+          <w:rStyle w:val="OperatorTok"/>
+        </w:rPr>
+        <w:t xml:space="preserve">*</w:t>
+      </w:r>
+      <w:r>
+        <w:rPr>
+          <w:rStyle w:val="NormalTok"/>
+        </w:rPr>
+        <w:t xml:space="preserve"> S_v[t] </w:t>
+      </w:r>
+      <w:r>
+        <w:rPr>
+          <w:rStyle w:val="OperatorTok"/>
+        </w:rPr>
+        <w:t xml:space="preserve">*</w:t>
+      </w:r>
+      <w:r>
+        <w:rPr>
+          <w:rStyle w:val="NormalTok"/>
+        </w:rPr>
+        <w:t xml:space="preserve"> (</w:t>
+      </w:r>
+      <w:r>
+        <w:rPr>
           <w:rStyle w:val="FloatTok"/>
         </w:rPr>
         <w:t xml:space="preserve">1</w:t>
@@ -10803,82 +12574,100 @@
         <w:rPr>
           <w:rStyle w:val="NormalTok"/>
         </w:rPr>
-        <w:t xml:space="preserve">]</w:t>
-      </w:r>
-      <w:r>
-        <w:br/>
-      </w:r>
-      <w:r>
-        <w:rPr>
-          <w:rStyle w:val="NormalTok"/>
-        </w:rPr>
-        <w:t xml:space="preserve">    </w:t>
-      </w:r>
-      <w:r>
-        <w:rPr>
-          <w:rStyle w:val="ControlFlowTok"/>
-        </w:rPr>
-        <w:t xml:space="preserve">end</w:t>
-      </w:r>
-      <w:r>
-        <w:rPr>
-          <w:rStyle w:val="NormalTok"/>
-        </w:rPr>
-        <w:t xml:space="preserve">);</w:t>
-      </w:r>
-      <w:r>
-        <w:br/>
-      </w:r>
-      <w:r>
-        <w:br/>
-      </w:r>
-      <w:r>
-        <w:rPr>
-          <w:rStyle w:val="NormalTok"/>
-        </w:rPr>
-        <w:t xml:space="preserve">    </w:t>
-      </w:r>
-      <w:r>
-        <w:rPr>
-          <w:rStyle w:val="CommentTok"/>
-        </w:rPr>
-        <w:t xml:space="preserve"># Population sizes and infection rates</w:t>
-      </w:r>
-      <w:r>
-        <w:br/>
-      </w:r>
-      <w:r>
-        <w:rPr>
-          <w:rStyle w:val="NormalTok"/>
-        </w:rPr>
-        <w:t xml:space="preserve">    </w:t>
-      </w:r>
-      <w:r>
-        <w:rPr>
-          <w:rStyle w:val="PreprocessorTok"/>
-        </w:rPr>
-        <w:t xml:space="preserve">@expressions</w:t>
-      </w:r>
-      <w:r>
-        <w:rPr>
-          <w:rStyle w:val="NormalTok"/>
-        </w:rPr>
-        <w:t xml:space="preserve">(model, </w:t>
-      </w:r>
-      <w:r>
-        <w:rPr>
-          <w:rStyle w:val="ControlFlowTok"/>
-        </w:rPr>
-        <w:t xml:space="preserve">begin</w:t>
-      </w:r>
-      <w:r>
-        <w:br/>
-      </w:r>
-      <w:r>
-        <w:rPr>
-          <w:rStyle w:val="NormalTok"/>
-        </w:rPr>
-        <w:t xml:space="preserve">        N_h[t</w:t>
+        <w:t xml:space="preserve"> </w:t>
+      </w:r>
+      <w:r>
+        <w:rPr>
+          <w:rStyle w:val="OperatorTok"/>
+        </w:rPr>
+        <w:t xml:space="preserve">-</w:t>
+      </w:r>
+      <w:r>
+        <w:rPr>
+          <w:rStyle w:val="NormalTok"/>
+        </w:rPr>
+        <w:t xml:space="preserve"> u1[t]) </w:t>
+      </w:r>
+      <w:r>
+        <w:rPr>
+          <w:rStyle w:val="OperatorTok"/>
+        </w:rPr>
+        <w:t xml:space="preserve">-</w:t>
+      </w:r>
+      <w:r>
+        <w:rPr>
+          <w:rStyle w:val="NormalTok"/>
+        </w:rPr>
+        <w:t xml:space="preserve"> mu_v </w:t>
+      </w:r>
+      <w:r>
+        <w:rPr>
+          <w:rStyle w:val="OperatorTok"/>
+        </w:rPr>
+        <w:t xml:space="preserve">*</w:t>
+      </w:r>
+      <w:r>
+        <w:rPr>
+          <w:rStyle w:val="NormalTok"/>
+        </w:rPr>
+        <w:t xml:space="preserve"> S_v[t] </w:t>
+      </w:r>
+      <w:r>
+        <w:rPr>
+          <w:rStyle w:val="OperatorTok"/>
+        </w:rPr>
+        <w:t xml:space="preserve">-</w:t>
+      </w:r>
+      <w:r>
+        <w:rPr>
+          <w:rStyle w:val="NormalTok"/>
+        </w:rPr>
+        <w:t xml:space="preserve"> r_0 </w:t>
+      </w:r>
+      <w:r>
+        <w:rPr>
+          <w:rStyle w:val="OperatorTok"/>
+        </w:rPr>
+        <w:t xml:space="preserve">*</w:t>
+      </w:r>
+      <w:r>
+        <w:rPr>
+          <w:rStyle w:val="NormalTok"/>
+        </w:rPr>
+        <w:t xml:space="preserve"> u4[t] </w:t>
+      </w:r>
+      <w:r>
+        <w:rPr>
+          <w:rStyle w:val="OperatorTok"/>
+        </w:rPr>
+        <w:t xml:space="preserve">*</w:t>
+      </w:r>
+      <w:r>
+        <w:rPr>
+          <w:rStyle w:val="NormalTok"/>
+        </w:rPr>
+        <w:t xml:space="preserve"> S_v[t]) </w:t>
+      </w:r>
+      <w:r>
+        <w:rPr>
+          <w:rStyle w:val="OperatorTok"/>
+        </w:rPr>
+        <w:t xml:space="preserve">*</w:t>
+      </w:r>
+      <w:r>
+        <w:rPr>
+          <w:rStyle w:val="NormalTok"/>
+        </w:rPr>
+        <w:t xml:space="preserve"> dt</w:t>
+      </w:r>
+      <w:r>
+        <w:br/>
+      </w:r>
+      <w:r>
+        <w:rPr>
+          <w:rStyle w:val="NormalTok"/>
+        </w:rPr>
+        <w:t xml:space="preserve">    [t</w:t>
       </w:r>
       <w:r>
         <w:rPr>
@@ -10902,7 +12691,7 @@
         <w:rPr>
           <w:rStyle w:val="NormalTok"/>
         </w:rPr>
-        <w:t xml:space="preserve">T], (S_h[t] </w:t>
+        <w:t xml:space="preserve">T], I_v[t</w:t>
       </w:r>
       <w:r>
         <w:rPr>
@@ -10912,9 +12701,27 @@
       </w:r>
       <w:r>
         <w:rPr>
-          <w:rStyle w:val="NormalTok"/>
-        </w:rPr>
-        <w:t xml:space="preserve"> I_h[t] </w:t>
+          <w:rStyle w:val="FloatTok"/>
+        </w:rPr>
+        <w:t xml:space="preserve">1</w:t>
+      </w:r>
+      <w:r>
+        <w:rPr>
+          <w:rStyle w:val="NormalTok"/>
+        </w:rPr>
+        <w:t xml:space="preserve">] </w:t>
+      </w:r>
+      <w:r>
+        <w:rPr>
+          <w:rStyle w:val="OperatorTok"/>
+        </w:rPr>
+        <w:t xml:space="preserve">==</w:t>
+      </w:r>
+      <w:r>
+        <w:rPr>
+          <w:rStyle w:val="NormalTok"/>
+        </w:rPr>
+        <w:t xml:space="preserve"> I_v[t] </w:t>
       </w:r>
       <w:r>
         <w:rPr>
@@ -10926,46 +12733,31 @@
         <w:rPr>
           <w:rStyle w:val="NormalTok"/>
         </w:rPr>
-        <w:t xml:space="preserve"> I_hA[t] </w:t>
-      </w:r>
-      <w:r>
-        <w:rPr>
-          <w:rStyle w:val="OperatorTok"/>
-        </w:rPr>
-        <w:t xml:space="preserve">+</w:t>
-      </w:r>
-      <w:r>
-        <w:rPr>
-          <w:rStyle w:val="NormalTok"/>
-        </w:rPr>
-        <w:t xml:space="preserve"> P[t] </w:t>
-      </w:r>
-      <w:r>
-        <w:rPr>
-          <w:rStyle w:val="OperatorTok"/>
-        </w:rPr>
-        <w:t xml:space="preserve">+</w:t>
-      </w:r>
-      <w:r>
-        <w:rPr>
-          <w:rStyle w:val="NormalTok"/>
-        </w:rPr>
-        <w:t xml:space="preserve"> R_h[t])</w:t>
-      </w:r>
-      <w:r>
-        <w:br/>
-      </w:r>
-      <w:r>
-        <w:rPr>
-          <w:rStyle w:val="NormalTok"/>
-        </w:rPr>
-        <w:t xml:space="preserve">        N_v[t</w:t>
-      </w:r>
-      <w:r>
-        <w:rPr>
-          <w:rStyle w:val="OperatorTok"/>
-        </w:rPr>
-        <w:t xml:space="preserve">=</w:t>
+        <w:t xml:space="preserve"> (lambda_v[t] </w:t>
+      </w:r>
+      <w:r>
+        <w:rPr>
+          <w:rStyle w:val="OperatorTok"/>
+        </w:rPr>
+        <w:t xml:space="preserve">*</w:t>
+      </w:r>
+      <w:r>
+        <w:rPr>
+          <w:rStyle w:val="NormalTok"/>
+        </w:rPr>
+        <w:t xml:space="preserve"> S_v[t] </w:t>
+      </w:r>
+      <w:r>
+        <w:rPr>
+          <w:rStyle w:val="OperatorTok"/>
+        </w:rPr>
+        <w:t xml:space="preserve">*</w:t>
+      </w:r>
+      <w:r>
+        <w:rPr>
+          <w:rStyle w:val="NormalTok"/>
+        </w:rPr>
+        <w:t xml:space="preserve"> (</w:t>
       </w:r>
       <w:r>
         <w:rPr>
@@ -10975,69 +12767,6 @@
       </w:r>
       <w:r>
         <w:rPr>
-          <w:rStyle w:val="OperatorTok"/>
-        </w:rPr>
-        <w:t xml:space="preserve">:</w:t>
-      </w:r>
-      <w:r>
-        <w:rPr>
-          <w:rStyle w:val="NormalTok"/>
-        </w:rPr>
-        <w:t xml:space="preserve">T], (S_v[t] </w:t>
-      </w:r>
-      <w:r>
-        <w:rPr>
-          <w:rStyle w:val="OperatorTok"/>
-        </w:rPr>
-        <w:t xml:space="preserve">+</w:t>
-      </w:r>
-      <w:r>
-        <w:rPr>
-          <w:rStyle w:val="NormalTok"/>
-        </w:rPr>
-        <w:t xml:space="preserve"> I_v[t])</w:t>
-      </w:r>
-      <w:r>
-        <w:br/>
-      </w:r>
-      <w:r>
-        <w:rPr>
-          <w:rStyle w:val="NormalTok"/>
-        </w:rPr>
-        <w:t xml:space="preserve">        lambda_h[t</w:t>
-      </w:r>
-      <w:r>
-        <w:rPr>
-          <w:rStyle w:val="OperatorTok"/>
-        </w:rPr>
-        <w:t xml:space="preserve">=</w:t>
-      </w:r>
-      <w:r>
-        <w:rPr>
-          <w:rStyle w:val="FloatTok"/>
-        </w:rPr>
-        <w:t xml:space="preserve">1</w:t>
-      </w:r>
-      <w:r>
-        <w:rPr>
-          <w:rStyle w:val="OperatorTok"/>
-        </w:rPr>
-        <w:t xml:space="preserve">:</w:t>
-      </w:r>
-      <w:r>
-        <w:rPr>
-          <w:rStyle w:val="NormalTok"/>
-        </w:rPr>
-        <w:t xml:space="preserve">T], ((</w:t>
-      </w:r>
-      <w:r>
-        <w:rPr>
-          <w:rStyle w:val="FloatTok"/>
-        </w:rPr>
-        <w:t xml:space="preserve">1</w:t>
-      </w:r>
-      <w:r>
-        <w:rPr>
           <w:rStyle w:val="NormalTok"/>
         </w:rPr>
         <w:t xml:space="preserve"> </w:t>
@@ -11053,1671 +12782,6 @@
           <w:rStyle w:val="NormalTok"/>
         </w:rPr>
         <w:t xml:space="preserve"> u1[t]) </w:t>
-      </w:r>
-      <w:r>
-        <w:rPr>
-          <w:rStyle w:val="OperatorTok"/>
-        </w:rPr>
-        <w:t xml:space="preserve">*</w:t>
-      </w:r>
-      <w:r>
-        <w:rPr>
-          <w:rStyle w:val="NormalTok"/>
-        </w:rPr>
-        <w:t xml:space="preserve"> b </w:t>
-      </w:r>
-      <w:r>
-        <w:rPr>
-          <w:rStyle w:val="OperatorTok"/>
-        </w:rPr>
-        <w:t xml:space="preserve">*</w:t>
-      </w:r>
-      <w:r>
-        <w:rPr>
-          <w:rStyle w:val="NormalTok"/>
-        </w:rPr>
-        <w:t xml:space="preserve"> beta_1 </w:t>
-      </w:r>
-      <w:r>
-        <w:rPr>
-          <w:rStyle w:val="OperatorTok"/>
-        </w:rPr>
-        <w:t xml:space="preserve">/</w:t>
-      </w:r>
-      <w:r>
-        <w:rPr>
-          <w:rStyle w:val="NormalTok"/>
-        </w:rPr>
-        <w:t xml:space="preserve"> N_h[t]) </w:t>
-      </w:r>
-      <w:r>
-        <w:rPr>
-          <w:rStyle w:val="OperatorTok"/>
-        </w:rPr>
-        <w:t xml:space="preserve">*</w:t>
-      </w:r>
-      <w:r>
-        <w:rPr>
-          <w:rStyle w:val="NormalTok"/>
-        </w:rPr>
-        <w:t xml:space="preserve"> I_v[t]</w:t>
-      </w:r>
-      <w:r>
-        <w:br/>
-      </w:r>
-      <w:r>
-        <w:rPr>
-          <w:rStyle w:val="NormalTok"/>
-        </w:rPr>
-        <w:t xml:space="preserve">        lambda_h1[t</w:t>
-      </w:r>
-      <w:r>
-        <w:rPr>
-          <w:rStyle w:val="OperatorTok"/>
-        </w:rPr>
-        <w:t xml:space="preserve">=</w:t>
-      </w:r>
-      <w:r>
-        <w:rPr>
-          <w:rStyle w:val="FloatTok"/>
-        </w:rPr>
-        <w:t xml:space="preserve">1</w:t>
-      </w:r>
-      <w:r>
-        <w:rPr>
-          <w:rStyle w:val="OperatorTok"/>
-        </w:rPr>
-        <w:t xml:space="preserve">:</w:t>
-      </w:r>
-      <w:r>
-        <w:rPr>
-          <w:rStyle w:val="NormalTok"/>
-        </w:rPr>
-        <w:t xml:space="preserve">T], ((</w:t>
-      </w:r>
-      <w:r>
-        <w:rPr>
-          <w:rStyle w:val="FloatTok"/>
-        </w:rPr>
-        <w:t xml:space="preserve">1</w:t>
-      </w:r>
-      <w:r>
-        <w:rPr>
-          <w:rStyle w:val="NormalTok"/>
-        </w:rPr>
-        <w:t xml:space="preserve"> </w:t>
-      </w:r>
-      <w:r>
-        <w:rPr>
-          <w:rStyle w:val="OperatorTok"/>
-        </w:rPr>
-        <w:t xml:space="preserve">-</w:t>
-      </w:r>
-      <w:r>
-        <w:rPr>
-          <w:rStyle w:val="NormalTok"/>
-        </w:rPr>
-        <w:t xml:space="preserve"> u1[t]) </w:t>
-      </w:r>
-      <w:r>
-        <w:rPr>
-          <w:rStyle w:val="OperatorTok"/>
-        </w:rPr>
-        <w:t xml:space="preserve">*</w:t>
-      </w:r>
-      <w:r>
-        <w:rPr>
-          <w:rStyle w:val="NormalTok"/>
-        </w:rPr>
-        <w:t xml:space="preserve"> b </w:t>
-      </w:r>
-      <w:r>
-        <w:rPr>
-          <w:rStyle w:val="OperatorTok"/>
-        </w:rPr>
-        <w:t xml:space="preserve">*</w:t>
-      </w:r>
-      <w:r>
-        <w:rPr>
-          <w:rStyle w:val="NormalTok"/>
-        </w:rPr>
-        <w:t xml:space="preserve"> beta_2 </w:t>
-      </w:r>
-      <w:r>
-        <w:rPr>
-          <w:rStyle w:val="OperatorTok"/>
-        </w:rPr>
-        <w:t xml:space="preserve">/</w:t>
-      </w:r>
-      <w:r>
-        <w:rPr>
-          <w:rStyle w:val="NormalTok"/>
-        </w:rPr>
-        <w:t xml:space="preserve"> N_h[t]) </w:t>
-      </w:r>
-      <w:r>
-        <w:rPr>
-          <w:rStyle w:val="OperatorTok"/>
-        </w:rPr>
-        <w:t xml:space="preserve">*</w:t>
-      </w:r>
-      <w:r>
-        <w:rPr>
-          <w:rStyle w:val="NormalTok"/>
-        </w:rPr>
-        <w:t xml:space="preserve"> I_v[t]</w:t>
-      </w:r>
-      <w:r>
-        <w:br/>
-      </w:r>
-      <w:r>
-        <w:rPr>
-          <w:rStyle w:val="NormalTok"/>
-        </w:rPr>
-        <w:t xml:space="preserve">        lambda_v[t</w:t>
-      </w:r>
-      <w:r>
-        <w:rPr>
-          <w:rStyle w:val="OperatorTok"/>
-        </w:rPr>
-        <w:t xml:space="preserve">=</w:t>
-      </w:r>
-      <w:r>
-        <w:rPr>
-          <w:rStyle w:val="FloatTok"/>
-        </w:rPr>
-        <w:t xml:space="preserve">1</w:t>
-      </w:r>
-      <w:r>
-        <w:rPr>
-          <w:rStyle w:val="OperatorTok"/>
-        </w:rPr>
-        <w:t xml:space="preserve">:</w:t>
-      </w:r>
-      <w:r>
-        <w:rPr>
-          <w:rStyle w:val="NormalTok"/>
-        </w:rPr>
-        <w:t xml:space="preserve">T], (b </w:t>
-      </w:r>
-      <w:r>
-        <w:rPr>
-          <w:rStyle w:val="OperatorTok"/>
-        </w:rPr>
-        <w:t xml:space="preserve">*</w:t>
-      </w:r>
-      <w:r>
-        <w:rPr>
-          <w:rStyle w:val="NormalTok"/>
-        </w:rPr>
-        <w:t xml:space="preserve"> beta_3 </w:t>
-      </w:r>
-      <w:r>
-        <w:rPr>
-          <w:rStyle w:val="OperatorTok"/>
-        </w:rPr>
-        <w:t xml:space="preserve">/</w:t>
-      </w:r>
-      <w:r>
-        <w:rPr>
-          <w:rStyle w:val="NormalTok"/>
-        </w:rPr>
-        <w:t xml:space="preserve"> N_h[t]) </w:t>
-      </w:r>
-      <w:r>
-        <w:rPr>
-          <w:rStyle w:val="OperatorTok"/>
-        </w:rPr>
-        <w:t xml:space="preserve">*</w:t>
-      </w:r>
-      <w:r>
-        <w:rPr>
-          <w:rStyle w:val="NormalTok"/>
-        </w:rPr>
-        <w:t xml:space="preserve"> (I_h[t] </w:t>
-      </w:r>
-      <w:r>
-        <w:rPr>
-          <w:rStyle w:val="OperatorTok"/>
-        </w:rPr>
-        <w:t xml:space="preserve">+</w:t>
-      </w:r>
-      <w:r>
-        <w:rPr>
-          <w:rStyle w:val="NormalTok"/>
-        </w:rPr>
-        <w:t xml:space="preserve"> I_hA[t])</w:t>
-      </w:r>
-      <w:r>
-        <w:br/>
-      </w:r>
-      <w:r>
-        <w:rPr>
-          <w:rStyle w:val="NormalTok"/>
-        </w:rPr>
-        <w:t xml:space="preserve">    </w:t>
-      </w:r>
-      <w:r>
-        <w:rPr>
-          <w:rStyle w:val="ControlFlowTok"/>
-        </w:rPr>
-        <w:t xml:space="preserve">end</w:t>
-      </w:r>
-      <w:r>
-        <w:rPr>
-          <w:rStyle w:val="NormalTok"/>
-        </w:rPr>
-        <w:t xml:space="preserve">)</w:t>
-      </w:r>
-      <w:r>
-        <w:br/>
-      </w:r>
-      <w:r>
-        <w:br/>
-      </w:r>
-      <w:r>
-        <w:rPr>
-          <w:rStyle w:val="NormalTok"/>
-        </w:rPr>
-        <w:t xml:space="preserve">    </w:t>
-      </w:r>
-      <w:r>
-        <w:rPr>
-          <w:rStyle w:val="CommentTok"/>
-        </w:rPr>
-        <w:t xml:space="preserve"># ODEs</w:t>
-      </w:r>
-      <w:r>
-        <w:br/>
-      </w:r>
-      <w:r>
-        <w:rPr>
-          <w:rStyle w:val="NormalTok"/>
-        </w:rPr>
-        <w:t xml:space="preserve">    </w:t>
-      </w:r>
-      <w:r>
-        <w:rPr>
-          <w:rStyle w:val="PreprocessorTok"/>
-        </w:rPr>
-        <w:t xml:space="preserve">@constraints</w:t>
-      </w:r>
-      <w:r>
-        <w:rPr>
-          <w:rStyle w:val="NormalTok"/>
-        </w:rPr>
-        <w:t xml:space="preserve">(model, </w:t>
-      </w:r>
-      <w:r>
-        <w:rPr>
-          <w:rStyle w:val="ControlFlowTok"/>
-        </w:rPr>
-        <w:t xml:space="preserve">begin</w:t>
-      </w:r>
-      <w:r>
-        <w:br/>
-      </w:r>
-      <w:r>
-        <w:rPr>
-          <w:rStyle w:val="NormalTok"/>
-        </w:rPr>
-        <w:t xml:space="preserve">    [t</w:t>
-      </w:r>
-      <w:r>
-        <w:rPr>
-          <w:rStyle w:val="OperatorTok"/>
-        </w:rPr>
-        <w:t xml:space="preserve">=</w:t>
-      </w:r>
-      <w:r>
-        <w:rPr>
-          <w:rStyle w:val="FloatTok"/>
-        </w:rPr>
-        <w:t xml:space="preserve">1</w:t>
-      </w:r>
-      <w:r>
-        <w:rPr>
-          <w:rStyle w:val="OperatorTok"/>
-        </w:rPr>
-        <w:t xml:space="preserve">:</w:t>
-      </w:r>
-      <w:r>
-        <w:rPr>
-          <w:rStyle w:val="NormalTok"/>
-        </w:rPr>
-        <w:t xml:space="preserve">T], S_h[t</w:t>
-      </w:r>
-      <w:r>
-        <w:rPr>
-          <w:rStyle w:val="OperatorTok"/>
-        </w:rPr>
-        <w:t xml:space="preserve">+</w:t>
-      </w:r>
-      <w:r>
-        <w:rPr>
-          <w:rStyle w:val="FloatTok"/>
-        </w:rPr>
-        <w:t xml:space="preserve">1</w:t>
-      </w:r>
-      <w:r>
-        <w:rPr>
-          <w:rStyle w:val="NormalTok"/>
-        </w:rPr>
-        <w:t xml:space="preserve">] </w:t>
-      </w:r>
-      <w:r>
-        <w:rPr>
-          <w:rStyle w:val="OperatorTok"/>
-        </w:rPr>
-        <w:t xml:space="preserve">==</w:t>
-      </w:r>
-      <w:r>
-        <w:rPr>
-          <w:rStyle w:val="NormalTok"/>
-        </w:rPr>
-        <w:t xml:space="preserve"> S_h[t] </w:t>
-      </w:r>
-      <w:r>
-        <w:rPr>
-          <w:rStyle w:val="OperatorTok"/>
-        </w:rPr>
-        <w:t xml:space="preserve">+</w:t>
-      </w:r>
-      <w:r>
-        <w:rPr>
-          <w:rStyle w:val="NormalTok"/>
-        </w:rPr>
-        <w:t xml:space="preserve"> (mu_h </w:t>
-      </w:r>
-      <w:r>
-        <w:rPr>
-          <w:rStyle w:val="OperatorTok"/>
-        </w:rPr>
-        <w:t xml:space="preserve">*</w:t>
-      </w:r>
-      <w:r>
-        <w:rPr>
-          <w:rStyle w:val="NormalTok"/>
-        </w:rPr>
-        <w:t xml:space="preserve"> N_h[t] </w:t>
-      </w:r>
-      <w:r>
-        <w:rPr>
-          <w:rStyle w:val="OperatorTok"/>
-        </w:rPr>
-        <w:t xml:space="preserve">-</w:t>
-      </w:r>
-      <w:r>
-        <w:rPr>
-          <w:rStyle w:val="NormalTok"/>
-        </w:rPr>
-        <w:t xml:space="preserve"> lambda_h[t] </w:t>
-      </w:r>
-      <w:r>
-        <w:rPr>
-          <w:rStyle w:val="OperatorTok"/>
-        </w:rPr>
-        <w:t xml:space="preserve">*</w:t>
-      </w:r>
-      <w:r>
-        <w:rPr>
-          <w:rStyle w:val="NormalTok"/>
-        </w:rPr>
-        <w:t xml:space="preserve"> S_h[t] </w:t>
-      </w:r>
-      <w:r>
-        <w:rPr>
-          <w:rStyle w:val="OperatorTok"/>
-        </w:rPr>
-        <w:t xml:space="preserve">-</w:t>
-      </w:r>
-      <w:r>
-        <w:rPr>
-          <w:rStyle w:val="NormalTok"/>
-        </w:rPr>
-        <w:t xml:space="preserve"> S_h[t] </w:t>
-      </w:r>
-      <w:r>
-        <w:rPr>
-          <w:rStyle w:val="OperatorTok"/>
-        </w:rPr>
-        <w:t xml:space="preserve">*</w:t>
-      </w:r>
-      <w:r>
-        <w:rPr>
-          <w:rStyle w:val="NormalTok"/>
-        </w:rPr>
-        <w:t xml:space="preserve"> u2[t] </w:t>
-      </w:r>
-      <w:r>
-        <w:rPr>
-          <w:rStyle w:val="OperatorTok"/>
-        </w:rPr>
-        <w:t xml:space="preserve">-</w:t>
-      </w:r>
-      <w:r>
-        <w:rPr>
-          <w:rStyle w:val="NormalTok"/>
-        </w:rPr>
-        <w:t xml:space="preserve"> mu_h </w:t>
-      </w:r>
-      <w:r>
-        <w:rPr>
-          <w:rStyle w:val="OperatorTok"/>
-        </w:rPr>
-        <w:t xml:space="preserve">*</w:t>
-      </w:r>
-      <w:r>
-        <w:rPr>
-          <w:rStyle w:val="NormalTok"/>
-        </w:rPr>
-        <w:t xml:space="preserve"> S_h[t]) </w:t>
-      </w:r>
-      <w:r>
-        <w:rPr>
-          <w:rStyle w:val="OperatorTok"/>
-        </w:rPr>
-        <w:t xml:space="preserve">*</w:t>
-      </w:r>
-      <w:r>
-        <w:rPr>
-          <w:rStyle w:val="NormalTok"/>
-        </w:rPr>
-        <w:t xml:space="preserve"> dt</w:t>
-      </w:r>
-      <w:r>
-        <w:br/>
-      </w:r>
-      <w:r>
-        <w:rPr>
-          <w:rStyle w:val="NormalTok"/>
-        </w:rPr>
-        <w:t xml:space="preserve">    [t</w:t>
-      </w:r>
-      <w:r>
-        <w:rPr>
-          <w:rStyle w:val="OperatorTok"/>
-        </w:rPr>
-        <w:t xml:space="preserve">=</w:t>
-      </w:r>
-      <w:r>
-        <w:rPr>
-          <w:rStyle w:val="FloatTok"/>
-        </w:rPr>
-        <w:t xml:space="preserve">1</w:t>
-      </w:r>
-      <w:r>
-        <w:rPr>
-          <w:rStyle w:val="OperatorTok"/>
-        </w:rPr>
-        <w:t xml:space="preserve">:</w:t>
-      </w:r>
-      <w:r>
-        <w:rPr>
-          <w:rStyle w:val="NormalTok"/>
-        </w:rPr>
-        <w:t xml:space="preserve">T], I_h[t</w:t>
-      </w:r>
-      <w:r>
-        <w:rPr>
-          <w:rStyle w:val="OperatorTok"/>
-        </w:rPr>
-        <w:t xml:space="preserve">+</w:t>
-      </w:r>
-      <w:r>
-        <w:rPr>
-          <w:rStyle w:val="FloatTok"/>
-        </w:rPr>
-        <w:t xml:space="preserve">1</w:t>
-      </w:r>
-      <w:r>
-        <w:rPr>
-          <w:rStyle w:val="NormalTok"/>
-        </w:rPr>
-        <w:t xml:space="preserve">] </w:t>
-      </w:r>
-      <w:r>
-        <w:rPr>
-          <w:rStyle w:val="OperatorTok"/>
-        </w:rPr>
-        <w:t xml:space="preserve">==</w:t>
-      </w:r>
-      <w:r>
-        <w:rPr>
-          <w:rStyle w:val="NormalTok"/>
-        </w:rPr>
-        <w:t xml:space="preserve"> I_h[t] </w:t>
-      </w:r>
-      <w:r>
-        <w:rPr>
-          <w:rStyle w:val="OperatorTok"/>
-        </w:rPr>
-        <w:t xml:space="preserve">+</w:t>
-      </w:r>
-      <w:r>
-        <w:rPr>
-          <w:rStyle w:val="NormalTok"/>
-        </w:rPr>
-        <w:t xml:space="preserve"> (psi </w:t>
-      </w:r>
-      <w:r>
-        <w:rPr>
-          <w:rStyle w:val="OperatorTok"/>
-        </w:rPr>
-        <w:t xml:space="preserve">*</w:t>
-      </w:r>
-      <w:r>
-        <w:rPr>
-          <w:rStyle w:val="NormalTok"/>
-        </w:rPr>
-        <w:t xml:space="preserve"> lambda_h[t] </w:t>
-      </w:r>
-      <w:r>
-        <w:rPr>
-          <w:rStyle w:val="OperatorTok"/>
-        </w:rPr>
-        <w:t xml:space="preserve">*</w:t>
-      </w:r>
-      <w:r>
-        <w:rPr>
-          <w:rStyle w:val="NormalTok"/>
-        </w:rPr>
-        <w:t xml:space="preserve"> S_h[t] </w:t>
-      </w:r>
-      <w:r>
-        <w:rPr>
-          <w:rStyle w:val="OperatorTok"/>
-        </w:rPr>
-        <w:t xml:space="preserve">+</w:t>
-      </w:r>
-      <w:r>
-        <w:rPr>
-          <w:rStyle w:val="NormalTok"/>
-        </w:rPr>
-        <w:t xml:space="preserve"> omega </w:t>
-      </w:r>
-      <w:r>
-        <w:rPr>
-          <w:rStyle w:val="OperatorTok"/>
-        </w:rPr>
-        <w:t xml:space="preserve">*</w:t>
-      </w:r>
-      <w:r>
-        <w:rPr>
-          <w:rStyle w:val="NormalTok"/>
-        </w:rPr>
-        <w:t xml:space="preserve"> lambda_h1[t] </w:t>
-      </w:r>
-      <w:r>
-        <w:rPr>
-          <w:rStyle w:val="OperatorTok"/>
-        </w:rPr>
-        <w:t xml:space="preserve">*</w:t>
-      </w:r>
-      <w:r>
-        <w:rPr>
-          <w:rStyle w:val="NormalTok"/>
-        </w:rPr>
-        <w:t xml:space="preserve"> P[t] </w:t>
-      </w:r>
-      <w:r>
-        <w:rPr>
-          <w:rStyle w:val="OperatorTok"/>
-        </w:rPr>
-        <w:t xml:space="preserve">-</w:t>
-      </w:r>
-      <w:r>
-        <w:rPr>
-          <w:rStyle w:val="NormalTok"/>
-        </w:rPr>
-        <w:t xml:space="preserve"> (mu_h </w:t>
-      </w:r>
-      <w:r>
-        <w:rPr>
-          <w:rStyle w:val="OperatorTok"/>
-        </w:rPr>
-        <w:t xml:space="preserve">+</w:t>
-      </w:r>
-      <w:r>
-        <w:rPr>
-          <w:rStyle w:val="NormalTok"/>
-        </w:rPr>
-        <w:t xml:space="preserve"> u3[t] </w:t>
-      </w:r>
-      <w:r>
-        <w:rPr>
-          <w:rStyle w:val="OperatorTok"/>
-        </w:rPr>
-        <w:t xml:space="preserve">+</w:t>
-      </w:r>
-      <w:r>
-        <w:rPr>
-          <w:rStyle w:val="NormalTok"/>
-        </w:rPr>
-        <w:t xml:space="preserve"> gamma_h) </w:t>
-      </w:r>
-      <w:r>
-        <w:rPr>
-          <w:rStyle w:val="OperatorTok"/>
-        </w:rPr>
-        <w:t xml:space="preserve">*</w:t>
-      </w:r>
-      <w:r>
-        <w:rPr>
-          <w:rStyle w:val="NormalTok"/>
-        </w:rPr>
-        <w:t xml:space="preserve"> I_h[t]) </w:t>
-      </w:r>
-      <w:r>
-        <w:rPr>
-          <w:rStyle w:val="OperatorTok"/>
-        </w:rPr>
-        <w:t xml:space="preserve">*</w:t>
-      </w:r>
-      <w:r>
-        <w:rPr>
-          <w:rStyle w:val="NormalTok"/>
-        </w:rPr>
-        <w:t xml:space="preserve"> dt</w:t>
-      </w:r>
-      <w:r>
-        <w:br/>
-      </w:r>
-      <w:r>
-        <w:rPr>
-          <w:rStyle w:val="NormalTok"/>
-        </w:rPr>
-        <w:t xml:space="preserve">    [t</w:t>
-      </w:r>
-      <w:r>
-        <w:rPr>
-          <w:rStyle w:val="OperatorTok"/>
-        </w:rPr>
-        <w:t xml:space="preserve">=</w:t>
-      </w:r>
-      <w:r>
-        <w:rPr>
-          <w:rStyle w:val="FloatTok"/>
-        </w:rPr>
-        <w:t xml:space="preserve">1</w:t>
-      </w:r>
-      <w:r>
-        <w:rPr>
-          <w:rStyle w:val="OperatorTok"/>
-        </w:rPr>
-        <w:t xml:space="preserve">:</w:t>
-      </w:r>
-      <w:r>
-        <w:rPr>
-          <w:rStyle w:val="NormalTok"/>
-        </w:rPr>
-        <w:t xml:space="preserve">T], I_hA[t</w:t>
-      </w:r>
-      <w:r>
-        <w:rPr>
-          <w:rStyle w:val="OperatorTok"/>
-        </w:rPr>
-        <w:t xml:space="preserve">+</w:t>
-      </w:r>
-      <w:r>
-        <w:rPr>
-          <w:rStyle w:val="FloatTok"/>
-        </w:rPr>
-        <w:t xml:space="preserve">1</w:t>
-      </w:r>
-      <w:r>
-        <w:rPr>
-          <w:rStyle w:val="NormalTok"/>
-        </w:rPr>
-        <w:t xml:space="preserve">] </w:t>
-      </w:r>
-      <w:r>
-        <w:rPr>
-          <w:rStyle w:val="OperatorTok"/>
-        </w:rPr>
-        <w:t xml:space="preserve">==</w:t>
-      </w:r>
-      <w:r>
-        <w:rPr>
-          <w:rStyle w:val="NormalTok"/>
-        </w:rPr>
-        <w:t xml:space="preserve"> I_hA[t] </w:t>
-      </w:r>
-      <w:r>
-        <w:rPr>
-          <w:rStyle w:val="OperatorTok"/>
-        </w:rPr>
-        <w:t xml:space="preserve">+</w:t>
-      </w:r>
-      <w:r>
-        <w:rPr>
-          <w:rStyle w:val="NormalTok"/>
-        </w:rPr>
-        <w:t xml:space="preserve"> ((</w:t>
-      </w:r>
-      <w:r>
-        <w:rPr>
-          <w:rStyle w:val="FloatTok"/>
-        </w:rPr>
-        <w:t xml:space="preserve">1</w:t>
-      </w:r>
-      <w:r>
-        <w:rPr>
-          <w:rStyle w:val="NormalTok"/>
-        </w:rPr>
-        <w:t xml:space="preserve"> </w:t>
-      </w:r>
-      <w:r>
-        <w:rPr>
-          <w:rStyle w:val="OperatorTok"/>
-        </w:rPr>
-        <w:t xml:space="preserve">-</w:t>
-      </w:r>
-      <w:r>
-        <w:rPr>
-          <w:rStyle w:val="NormalTok"/>
-        </w:rPr>
-        <w:t xml:space="preserve"> psi) </w:t>
-      </w:r>
-      <w:r>
-        <w:rPr>
-          <w:rStyle w:val="OperatorTok"/>
-        </w:rPr>
-        <w:t xml:space="preserve">*</w:t>
-      </w:r>
-      <w:r>
-        <w:rPr>
-          <w:rStyle w:val="NormalTok"/>
-        </w:rPr>
-        <w:t xml:space="preserve"> lambda_h[t] </w:t>
-      </w:r>
-      <w:r>
-        <w:rPr>
-          <w:rStyle w:val="OperatorTok"/>
-        </w:rPr>
-        <w:t xml:space="preserve">*</w:t>
-      </w:r>
-      <w:r>
-        <w:rPr>
-          <w:rStyle w:val="NormalTok"/>
-        </w:rPr>
-        <w:t xml:space="preserve"> S_h[t] </w:t>
-      </w:r>
-      <w:r>
-        <w:rPr>
-          <w:rStyle w:val="OperatorTok"/>
-        </w:rPr>
-        <w:t xml:space="preserve">+</w:t>
-      </w:r>
-      <w:r>
-        <w:rPr>
-          <w:rStyle w:val="NormalTok"/>
-        </w:rPr>
-        <w:t xml:space="preserve"> (</w:t>
-      </w:r>
-      <w:r>
-        <w:rPr>
-          <w:rStyle w:val="FloatTok"/>
-        </w:rPr>
-        <w:t xml:space="preserve">1</w:t>
-      </w:r>
-      <w:r>
-        <w:rPr>
-          <w:rStyle w:val="NormalTok"/>
-        </w:rPr>
-        <w:t xml:space="preserve"> </w:t>
-      </w:r>
-      <w:r>
-        <w:rPr>
-          <w:rStyle w:val="OperatorTok"/>
-        </w:rPr>
-        <w:t xml:space="preserve">-</w:t>
-      </w:r>
-      <w:r>
-        <w:rPr>
-          <w:rStyle w:val="NormalTok"/>
-        </w:rPr>
-        <w:t xml:space="preserve"> omega) </w:t>
-      </w:r>
-      <w:r>
-        <w:rPr>
-          <w:rStyle w:val="OperatorTok"/>
-        </w:rPr>
-        <w:t xml:space="preserve">*</w:t>
-      </w:r>
-      <w:r>
-        <w:rPr>
-          <w:rStyle w:val="NormalTok"/>
-        </w:rPr>
-        <w:t xml:space="preserve"> lambda_h1[t] </w:t>
-      </w:r>
-      <w:r>
-        <w:rPr>
-          <w:rStyle w:val="OperatorTok"/>
-        </w:rPr>
-        <w:t xml:space="preserve">*</w:t>
-      </w:r>
-      <w:r>
-        <w:rPr>
-          <w:rStyle w:val="NormalTok"/>
-        </w:rPr>
-        <w:t xml:space="preserve"> P[t] </w:t>
-      </w:r>
-      <w:r>
-        <w:rPr>
-          <w:rStyle w:val="OperatorTok"/>
-        </w:rPr>
-        <w:t xml:space="preserve">-</w:t>
-      </w:r>
-      <w:r>
-        <w:rPr>
-          <w:rStyle w:val="NormalTok"/>
-        </w:rPr>
-        <w:t xml:space="preserve"> (mu_h </w:t>
-      </w:r>
-      <w:r>
-        <w:rPr>
-          <w:rStyle w:val="OperatorTok"/>
-        </w:rPr>
-        <w:t xml:space="preserve">+</w:t>
-      </w:r>
-      <w:r>
-        <w:rPr>
-          <w:rStyle w:val="NormalTok"/>
-        </w:rPr>
-        <w:t xml:space="preserve"> gamma_h) </w:t>
-      </w:r>
-      <w:r>
-        <w:rPr>
-          <w:rStyle w:val="OperatorTok"/>
-        </w:rPr>
-        <w:t xml:space="preserve">*</w:t>
-      </w:r>
-      <w:r>
-        <w:rPr>
-          <w:rStyle w:val="NormalTok"/>
-        </w:rPr>
-        <w:t xml:space="preserve"> I_hA[t]) </w:t>
-      </w:r>
-      <w:r>
-        <w:rPr>
-          <w:rStyle w:val="OperatorTok"/>
-        </w:rPr>
-        <w:t xml:space="preserve">*</w:t>
-      </w:r>
-      <w:r>
-        <w:rPr>
-          <w:rStyle w:val="NormalTok"/>
-        </w:rPr>
-        <w:t xml:space="preserve"> dt</w:t>
-      </w:r>
-      <w:r>
-        <w:br/>
-      </w:r>
-      <w:r>
-        <w:rPr>
-          <w:rStyle w:val="NormalTok"/>
-        </w:rPr>
-        <w:t xml:space="preserve">    [t</w:t>
-      </w:r>
-      <w:r>
-        <w:rPr>
-          <w:rStyle w:val="OperatorTok"/>
-        </w:rPr>
-        <w:t xml:space="preserve">=</w:t>
-      </w:r>
-      <w:r>
-        <w:rPr>
-          <w:rStyle w:val="FloatTok"/>
-        </w:rPr>
-        <w:t xml:space="preserve">1</w:t>
-      </w:r>
-      <w:r>
-        <w:rPr>
-          <w:rStyle w:val="OperatorTok"/>
-        </w:rPr>
-        <w:t xml:space="preserve">:</w:t>
-      </w:r>
-      <w:r>
-        <w:rPr>
-          <w:rStyle w:val="NormalTok"/>
-        </w:rPr>
-        <w:t xml:space="preserve">T], P[t</w:t>
-      </w:r>
-      <w:r>
-        <w:rPr>
-          <w:rStyle w:val="OperatorTok"/>
-        </w:rPr>
-        <w:t xml:space="preserve">+</w:t>
-      </w:r>
-      <w:r>
-        <w:rPr>
-          <w:rStyle w:val="FloatTok"/>
-        </w:rPr>
-        <w:t xml:space="preserve">1</w:t>
-      </w:r>
-      <w:r>
-        <w:rPr>
-          <w:rStyle w:val="NormalTok"/>
-        </w:rPr>
-        <w:t xml:space="preserve">] </w:t>
-      </w:r>
-      <w:r>
-        <w:rPr>
-          <w:rStyle w:val="OperatorTok"/>
-        </w:rPr>
-        <w:t xml:space="preserve">==</w:t>
-      </w:r>
-      <w:r>
-        <w:rPr>
-          <w:rStyle w:val="NormalTok"/>
-        </w:rPr>
-        <w:t xml:space="preserve"> P[t] </w:t>
-      </w:r>
-      <w:r>
-        <w:rPr>
-          <w:rStyle w:val="OperatorTok"/>
-        </w:rPr>
-        <w:t xml:space="preserve">+</w:t>
-      </w:r>
-      <w:r>
-        <w:rPr>
-          <w:rStyle w:val="NormalTok"/>
-        </w:rPr>
-        <w:t xml:space="preserve"> (u2[t] </w:t>
-      </w:r>
-      <w:r>
-        <w:rPr>
-          <w:rStyle w:val="OperatorTok"/>
-        </w:rPr>
-        <w:t xml:space="preserve">*</w:t>
-      </w:r>
-      <w:r>
-        <w:rPr>
-          <w:rStyle w:val="NormalTok"/>
-        </w:rPr>
-        <w:t xml:space="preserve"> S_h[t] </w:t>
-      </w:r>
-      <w:r>
-        <w:rPr>
-          <w:rStyle w:val="OperatorTok"/>
-        </w:rPr>
-        <w:t xml:space="preserve">+</w:t>
-      </w:r>
-      <w:r>
-        <w:rPr>
-          <w:rStyle w:val="NormalTok"/>
-        </w:rPr>
-        <w:t xml:space="preserve"> rho </w:t>
-      </w:r>
-      <w:r>
-        <w:rPr>
-          <w:rStyle w:val="OperatorTok"/>
-        </w:rPr>
-        <w:t xml:space="preserve">*</w:t>
-      </w:r>
-      <w:r>
-        <w:rPr>
-          <w:rStyle w:val="NormalTok"/>
-        </w:rPr>
-        <w:t xml:space="preserve"> u3[t] </w:t>
-      </w:r>
-      <w:r>
-        <w:rPr>
-          <w:rStyle w:val="OperatorTok"/>
-        </w:rPr>
-        <w:t xml:space="preserve">*</w:t>
-      </w:r>
-      <w:r>
-        <w:rPr>
-          <w:rStyle w:val="NormalTok"/>
-        </w:rPr>
-        <w:t xml:space="preserve"> I_h[t] </w:t>
-      </w:r>
-      <w:r>
-        <w:rPr>
-          <w:rStyle w:val="OperatorTok"/>
-        </w:rPr>
-        <w:t xml:space="preserve">+</w:t>
-      </w:r>
-      <w:r>
-        <w:rPr>
-          <w:rStyle w:val="NormalTok"/>
-        </w:rPr>
-        <w:t xml:space="preserve"> phi </w:t>
-      </w:r>
-      <w:r>
-        <w:rPr>
-          <w:rStyle w:val="OperatorTok"/>
-        </w:rPr>
-        <w:t xml:space="preserve">*</w:t>
-      </w:r>
-      <w:r>
-        <w:rPr>
-          <w:rStyle w:val="NormalTok"/>
-        </w:rPr>
-        <w:t xml:space="preserve"> gamma_h </w:t>
-      </w:r>
-      <w:r>
-        <w:rPr>
-          <w:rStyle w:val="OperatorTok"/>
-        </w:rPr>
-        <w:t xml:space="preserve">*</w:t>
-      </w:r>
-      <w:r>
-        <w:rPr>
-          <w:rStyle w:val="NormalTok"/>
-        </w:rPr>
-        <w:t xml:space="preserve"> (I_h[t] </w:t>
-      </w:r>
-      <w:r>
-        <w:rPr>
-          <w:rStyle w:val="OperatorTok"/>
-        </w:rPr>
-        <w:t xml:space="preserve">+</w:t>
-      </w:r>
-      <w:r>
-        <w:rPr>
-          <w:rStyle w:val="NormalTok"/>
-        </w:rPr>
-        <w:t xml:space="preserve"> I_hA[t]) </w:t>
-      </w:r>
-      <w:r>
-        <w:rPr>
-          <w:rStyle w:val="OperatorTok"/>
-        </w:rPr>
-        <w:t xml:space="preserve">-</w:t>
-      </w:r>
-      <w:r>
-        <w:rPr>
-          <w:rStyle w:val="NormalTok"/>
-        </w:rPr>
-        <w:t xml:space="preserve"> lambda_h1[t] </w:t>
-      </w:r>
-      <w:r>
-        <w:rPr>
-          <w:rStyle w:val="OperatorTok"/>
-        </w:rPr>
-        <w:t xml:space="preserve">*</w:t>
-      </w:r>
-      <w:r>
-        <w:rPr>
-          <w:rStyle w:val="NormalTok"/>
-        </w:rPr>
-        <w:t xml:space="preserve"> P[t] </w:t>
-      </w:r>
-      <w:r>
-        <w:rPr>
-          <w:rStyle w:val="OperatorTok"/>
-        </w:rPr>
-        <w:t xml:space="preserve">-</w:t>
-      </w:r>
-      <w:r>
-        <w:rPr>
-          <w:rStyle w:val="NormalTok"/>
-        </w:rPr>
-        <w:t xml:space="preserve"> mu_h </w:t>
-      </w:r>
-      <w:r>
-        <w:rPr>
-          <w:rStyle w:val="OperatorTok"/>
-        </w:rPr>
-        <w:t xml:space="preserve">*</w:t>
-      </w:r>
-      <w:r>
-        <w:rPr>
-          <w:rStyle w:val="NormalTok"/>
-        </w:rPr>
-        <w:t xml:space="preserve"> P[t]) </w:t>
-      </w:r>
-      <w:r>
-        <w:rPr>
-          <w:rStyle w:val="OperatorTok"/>
-        </w:rPr>
-        <w:t xml:space="preserve">*</w:t>
-      </w:r>
-      <w:r>
-        <w:rPr>
-          <w:rStyle w:val="NormalTok"/>
-        </w:rPr>
-        <w:t xml:space="preserve"> dt</w:t>
-      </w:r>
-      <w:r>
-        <w:br/>
-      </w:r>
-      <w:r>
-        <w:rPr>
-          <w:rStyle w:val="NormalTok"/>
-        </w:rPr>
-        <w:t xml:space="preserve">    [t</w:t>
-      </w:r>
-      <w:r>
-        <w:rPr>
-          <w:rStyle w:val="OperatorTok"/>
-        </w:rPr>
-        <w:t xml:space="preserve">=</w:t>
-      </w:r>
-      <w:r>
-        <w:rPr>
-          <w:rStyle w:val="FloatTok"/>
-        </w:rPr>
-        <w:t xml:space="preserve">1</w:t>
-      </w:r>
-      <w:r>
-        <w:rPr>
-          <w:rStyle w:val="OperatorTok"/>
-        </w:rPr>
-        <w:t xml:space="preserve">:</w:t>
-      </w:r>
-      <w:r>
-        <w:rPr>
-          <w:rStyle w:val="NormalTok"/>
-        </w:rPr>
-        <w:t xml:space="preserve">T], R_h[t</w:t>
-      </w:r>
-      <w:r>
-        <w:rPr>
-          <w:rStyle w:val="OperatorTok"/>
-        </w:rPr>
-        <w:t xml:space="preserve">+</w:t>
-      </w:r>
-      <w:r>
-        <w:rPr>
-          <w:rStyle w:val="FloatTok"/>
-        </w:rPr>
-        <w:t xml:space="preserve">1</w:t>
-      </w:r>
-      <w:r>
-        <w:rPr>
-          <w:rStyle w:val="NormalTok"/>
-        </w:rPr>
-        <w:t xml:space="preserve">] </w:t>
-      </w:r>
-      <w:r>
-        <w:rPr>
-          <w:rStyle w:val="OperatorTok"/>
-        </w:rPr>
-        <w:t xml:space="preserve">==</w:t>
-      </w:r>
-      <w:r>
-        <w:rPr>
-          <w:rStyle w:val="NormalTok"/>
-        </w:rPr>
-        <w:t xml:space="preserve"> R_h[t] </w:t>
-      </w:r>
-      <w:r>
-        <w:rPr>
-          <w:rStyle w:val="OperatorTok"/>
-        </w:rPr>
-        <w:t xml:space="preserve">+</w:t>
-      </w:r>
-      <w:r>
-        <w:rPr>
-          <w:rStyle w:val="NormalTok"/>
-        </w:rPr>
-        <w:t xml:space="preserve"> ((</w:t>
-      </w:r>
-      <w:r>
-        <w:rPr>
-          <w:rStyle w:val="FloatTok"/>
-        </w:rPr>
-        <w:t xml:space="preserve">1</w:t>
-      </w:r>
-      <w:r>
-        <w:rPr>
-          <w:rStyle w:val="NormalTok"/>
-        </w:rPr>
-        <w:t xml:space="preserve"> </w:t>
-      </w:r>
-      <w:r>
-        <w:rPr>
-          <w:rStyle w:val="OperatorTok"/>
-        </w:rPr>
-        <w:t xml:space="preserve">-</w:t>
-      </w:r>
-      <w:r>
-        <w:rPr>
-          <w:rStyle w:val="NormalTok"/>
-        </w:rPr>
-        <w:t xml:space="preserve"> rho) </w:t>
-      </w:r>
-      <w:r>
-        <w:rPr>
-          <w:rStyle w:val="OperatorTok"/>
-        </w:rPr>
-        <w:t xml:space="preserve">*</w:t>
-      </w:r>
-      <w:r>
-        <w:rPr>
-          <w:rStyle w:val="NormalTok"/>
-        </w:rPr>
-        <w:t xml:space="preserve"> u3[t] </w:t>
-      </w:r>
-      <w:r>
-        <w:rPr>
-          <w:rStyle w:val="OperatorTok"/>
-        </w:rPr>
-        <w:t xml:space="preserve">*</w:t>
-      </w:r>
-      <w:r>
-        <w:rPr>
-          <w:rStyle w:val="NormalTok"/>
-        </w:rPr>
-        <w:t xml:space="preserve"> I_h[t] </w:t>
-      </w:r>
-      <w:r>
-        <w:rPr>
-          <w:rStyle w:val="OperatorTok"/>
-        </w:rPr>
-        <w:t xml:space="preserve">+</w:t>
-      </w:r>
-      <w:r>
-        <w:rPr>
-          <w:rStyle w:val="NormalTok"/>
-        </w:rPr>
-        <w:t xml:space="preserve"> (</w:t>
-      </w:r>
-      <w:r>
-        <w:rPr>
-          <w:rStyle w:val="FloatTok"/>
-        </w:rPr>
-        <w:t xml:space="preserve">1</w:t>
-      </w:r>
-      <w:r>
-        <w:rPr>
-          <w:rStyle w:val="NormalTok"/>
-        </w:rPr>
-        <w:t xml:space="preserve"> </w:t>
-      </w:r>
-      <w:r>
-        <w:rPr>
-          <w:rStyle w:val="OperatorTok"/>
-        </w:rPr>
-        <w:t xml:space="preserve">-</w:t>
-      </w:r>
-      <w:r>
-        <w:rPr>
-          <w:rStyle w:val="NormalTok"/>
-        </w:rPr>
-        <w:t xml:space="preserve"> phi) </w:t>
-      </w:r>
-      <w:r>
-        <w:rPr>
-          <w:rStyle w:val="OperatorTok"/>
-        </w:rPr>
-        <w:t xml:space="preserve">*</w:t>
-      </w:r>
-      <w:r>
-        <w:rPr>
-          <w:rStyle w:val="NormalTok"/>
-        </w:rPr>
-        <w:t xml:space="preserve"> gamma_h </w:t>
-      </w:r>
-      <w:r>
-        <w:rPr>
-          <w:rStyle w:val="OperatorTok"/>
-        </w:rPr>
-        <w:t xml:space="preserve">*</w:t>
-      </w:r>
-      <w:r>
-        <w:rPr>
-          <w:rStyle w:val="NormalTok"/>
-        </w:rPr>
-        <w:t xml:space="preserve"> (I_h[t] </w:t>
-      </w:r>
-      <w:r>
-        <w:rPr>
-          <w:rStyle w:val="OperatorTok"/>
-        </w:rPr>
-        <w:t xml:space="preserve">+</w:t>
-      </w:r>
-      <w:r>
-        <w:rPr>
-          <w:rStyle w:val="NormalTok"/>
-        </w:rPr>
-        <w:t xml:space="preserve"> I_hA[t]) </w:t>
-      </w:r>
-      <w:r>
-        <w:rPr>
-          <w:rStyle w:val="OperatorTok"/>
-        </w:rPr>
-        <w:t xml:space="preserve">-</w:t>
-      </w:r>
-      <w:r>
-        <w:rPr>
-          <w:rStyle w:val="NormalTok"/>
-        </w:rPr>
-        <w:t xml:space="preserve"> mu_h </w:t>
-      </w:r>
-      <w:r>
-        <w:rPr>
-          <w:rStyle w:val="OperatorTok"/>
-        </w:rPr>
-        <w:t xml:space="preserve">*</w:t>
-      </w:r>
-      <w:r>
-        <w:rPr>
-          <w:rStyle w:val="NormalTok"/>
-        </w:rPr>
-        <w:t xml:space="preserve"> R_h[t]) </w:t>
-      </w:r>
-      <w:r>
-        <w:rPr>
-          <w:rStyle w:val="OperatorTok"/>
-        </w:rPr>
-        <w:t xml:space="preserve">*</w:t>
-      </w:r>
-      <w:r>
-        <w:rPr>
-          <w:rStyle w:val="NormalTok"/>
-        </w:rPr>
-        <w:t xml:space="preserve"> dt</w:t>
-      </w:r>
-      <w:r>
-        <w:br/>
-      </w:r>
-      <w:r>
-        <w:rPr>
-          <w:rStyle w:val="NormalTok"/>
-        </w:rPr>
-        <w:t xml:space="preserve">    [t</w:t>
-      </w:r>
-      <w:r>
-        <w:rPr>
-          <w:rStyle w:val="OperatorTok"/>
-        </w:rPr>
-        <w:t xml:space="preserve">=</w:t>
-      </w:r>
-      <w:r>
-        <w:rPr>
-          <w:rStyle w:val="FloatTok"/>
-        </w:rPr>
-        <w:t xml:space="preserve">1</w:t>
-      </w:r>
-      <w:r>
-        <w:rPr>
-          <w:rStyle w:val="OperatorTok"/>
-        </w:rPr>
-        <w:t xml:space="preserve">:</w:t>
-      </w:r>
-      <w:r>
-        <w:rPr>
-          <w:rStyle w:val="NormalTok"/>
-        </w:rPr>
-        <w:t xml:space="preserve">T], S_v[t</w:t>
-      </w:r>
-      <w:r>
-        <w:rPr>
-          <w:rStyle w:val="OperatorTok"/>
-        </w:rPr>
-        <w:t xml:space="preserve">+</w:t>
-      </w:r>
-      <w:r>
-        <w:rPr>
-          <w:rStyle w:val="FloatTok"/>
-        </w:rPr>
-        <w:t xml:space="preserve">1</w:t>
-      </w:r>
-      <w:r>
-        <w:rPr>
-          <w:rStyle w:val="NormalTok"/>
-        </w:rPr>
-        <w:t xml:space="preserve">] </w:t>
-      </w:r>
-      <w:r>
-        <w:rPr>
-          <w:rStyle w:val="OperatorTok"/>
-        </w:rPr>
-        <w:t xml:space="preserve">==</w:t>
-      </w:r>
-      <w:r>
-        <w:rPr>
-          <w:rStyle w:val="NormalTok"/>
-        </w:rPr>
-        <w:t xml:space="preserve"> S_v[t] </w:t>
-      </w:r>
-      <w:r>
-        <w:rPr>
-          <w:rStyle w:val="OperatorTok"/>
-        </w:rPr>
-        <w:t xml:space="preserve">+</w:t>
-      </w:r>
-      <w:r>
-        <w:rPr>
-          <w:rStyle w:val="NormalTok"/>
-        </w:rPr>
-        <w:t xml:space="preserve"> (mu_v </w:t>
-      </w:r>
-      <w:r>
-        <w:rPr>
-          <w:rStyle w:val="OperatorTok"/>
-        </w:rPr>
-        <w:t xml:space="preserve">*</w:t>
-      </w:r>
-      <w:r>
-        <w:rPr>
-          <w:rStyle w:val="NormalTok"/>
-        </w:rPr>
-        <w:t xml:space="preserve"> N_v[t] </w:t>
-      </w:r>
-      <w:r>
-        <w:rPr>
-          <w:rStyle w:val="OperatorTok"/>
-        </w:rPr>
-        <w:t xml:space="preserve">*</w:t>
-      </w:r>
-      <w:r>
-        <w:rPr>
-          <w:rStyle w:val="NormalTok"/>
-        </w:rPr>
-        <w:t xml:space="preserve"> (</w:t>
-      </w:r>
-      <w:r>
-        <w:rPr>
-          <w:rStyle w:val="FloatTok"/>
-        </w:rPr>
-        <w:t xml:space="preserve">1</w:t>
-      </w:r>
-      <w:r>
-        <w:rPr>
-          <w:rStyle w:val="NormalTok"/>
-        </w:rPr>
-        <w:t xml:space="preserve"> </w:t>
-      </w:r>
-      <w:r>
-        <w:rPr>
-          <w:rStyle w:val="OperatorTok"/>
-        </w:rPr>
-        <w:t xml:space="preserve">-</w:t>
-      </w:r>
-      <w:r>
-        <w:rPr>
-          <w:rStyle w:val="NormalTok"/>
-        </w:rPr>
-        <w:t xml:space="preserve"> u4[t]) </w:t>
-      </w:r>
-      <w:r>
-        <w:rPr>
-          <w:rStyle w:val="OperatorTok"/>
-        </w:rPr>
-        <w:t xml:space="preserve">-</w:t>
-      </w:r>
-      <w:r>
-        <w:rPr>
-          <w:rStyle w:val="NormalTok"/>
-        </w:rPr>
-        <w:t xml:space="preserve"> lambda_v[t] </w:t>
-      </w:r>
-      <w:r>
-        <w:rPr>
-          <w:rStyle w:val="OperatorTok"/>
-        </w:rPr>
-        <w:t xml:space="preserve">*</w:t>
-      </w:r>
-      <w:r>
-        <w:rPr>
-          <w:rStyle w:val="NormalTok"/>
-        </w:rPr>
-        <w:t xml:space="preserve"> S_v[t] </w:t>
-      </w:r>
-      <w:r>
-        <w:rPr>
-          <w:rStyle w:val="OperatorTok"/>
-        </w:rPr>
-        <w:t xml:space="preserve">-</w:t>
-      </w:r>
-      <w:r>
-        <w:rPr>
-          <w:rStyle w:val="NormalTok"/>
-        </w:rPr>
-        <w:t xml:space="preserve"> mu_v </w:t>
-      </w:r>
-      <w:r>
-        <w:rPr>
-          <w:rStyle w:val="OperatorTok"/>
-        </w:rPr>
-        <w:t xml:space="preserve">*</w:t>
-      </w:r>
-      <w:r>
-        <w:rPr>
-          <w:rStyle w:val="NormalTok"/>
-        </w:rPr>
-        <w:t xml:space="preserve"> S_v[t] </w:t>
-      </w:r>
-      <w:r>
-        <w:rPr>
-          <w:rStyle w:val="OperatorTok"/>
-        </w:rPr>
-        <w:t xml:space="preserve">-</w:t>
-      </w:r>
-      <w:r>
-        <w:rPr>
-          <w:rStyle w:val="NormalTok"/>
-        </w:rPr>
-        <w:t xml:space="preserve"> r_0 </w:t>
-      </w:r>
-      <w:r>
-        <w:rPr>
-          <w:rStyle w:val="OperatorTok"/>
-        </w:rPr>
-        <w:t xml:space="preserve">*</w:t>
-      </w:r>
-      <w:r>
-        <w:rPr>
-          <w:rStyle w:val="NormalTok"/>
-        </w:rPr>
-        <w:t xml:space="preserve"> u4[t] </w:t>
-      </w:r>
-      <w:r>
-        <w:rPr>
-          <w:rStyle w:val="OperatorTok"/>
-        </w:rPr>
-        <w:t xml:space="preserve">*</w:t>
-      </w:r>
-      <w:r>
-        <w:rPr>
-          <w:rStyle w:val="NormalTok"/>
-        </w:rPr>
-        <w:t xml:space="preserve"> S_v[t]) </w:t>
-      </w:r>
-      <w:r>
-        <w:rPr>
-          <w:rStyle w:val="OperatorTok"/>
-        </w:rPr>
-        <w:t xml:space="preserve">*</w:t>
-      </w:r>
-      <w:r>
-        <w:rPr>
-          <w:rStyle w:val="NormalTok"/>
-        </w:rPr>
-        <w:t xml:space="preserve"> dt</w:t>
-      </w:r>
-      <w:r>
-        <w:br/>
-      </w:r>
-      <w:r>
-        <w:rPr>
-          <w:rStyle w:val="NormalTok"/>
-        </w:rPr>
-        <w:t xml:space="preserve">    [t</w:t>
-      </w:r>
-      <w:r>
-        <w:rPr>
-          <w:rStyle w:val="OperatorTok"/>
-        </w:rPr>
-        <w:t xml:space="preserve">=</w:t>
-      </w:r>
-      <w:r>
-        <w:rPr>
-          <w:rStyle w:val="FloatTok"/>
-        </w:rPr>
-        <w:t xml:space="preserve">1</w:t>
-      </w:r>
-      <w:r>
-        <w:rPr>
-          <w:rStyle w:val="OperatorTok"/>
-        </w:rPr>
-        <w:t xml:space="preserve">:</w:t>
-      </w:r>
-      <w:r>
-        <w:rPr>
-          <w:rStyle w:val="NormalTok"/>
-        </w:rPr>
-        <w:t xml:space="preserve">T], I_v[t</w:t>
-      </w:r>
-      <w:r>
-        <w:rPr>
-          <w:rStyle w:val="OperatorTok"/>
-        </w:rPr>
-        <w:t xml:space="preserve">+</w:t>
-      </w:r>
-      <w:r>
-        <w:rPr>
-          <w:rStyle w:val="FloatTok"/>
-        </w:rPr>
-        <w:t xml:space="preserve">1</w:t>
-      </w:r>
-      <w:r>
-        <w:rPr>
-          <w:rStyle w:val="NormalTok"/>
-        </w:rPr>
-        <w:t xml:space="preserve">] </w:t>
-      </w:r>
-      <w:r>
-        <w:rPr>
-          <w:rStyle w:val="OperatorTok"/>
-        </w:rPr>
-        <w:t xml:space="preserve">==</w:t>
-      </w:r>
-      <w:r>
-        <w:rPr>
-          <w:rStyle w:val="NormalTok"/>
-        </w:rPr>
-        <w:t xml:space="preserve"> I_v[t] </w:t>
-      </w:r>
-      <w:r>
-        <w:rPr>
-          <w:rStyle w:val="OperatorTok"/>
-        </w:rPr>
-        <w:t xml:space="preserve">+</w:t>
-      </w:r>
-      <w:r>
-        <w:rPr>
-          <w:rStyle w:val="NormalTok"/>
-        </w:rPr>
-        <w:t xml:space="preserve"> (lambda_v[t] </w:t>
-      </w:r>
-      <w:r>
-        <w:rPr>
-          <w:rStyle w:val="OperatorTok"/>
-        </w:rPr>
-        <w:t xml:space="preserve">*</w:t>
-      </w:r>
-      <w:r>
-        <w:rPr>
-          <w:rStyle w:val="NormalTok"/>
-        </w:rPr>
-        <w:t xml:space="preserve"> S_v[t] </w:t>
       </w:r>
       <w:r>
         <w:rPr>
@@ -15247,7 +15311,7 @@
         <w:rPr>
           <w:rStyle w:val="NormalTok"/>
         </w:rPr>
-        <w:t xml:space="preserve">[I_h_baseline], </w:t>
+        <w:t xml:space="preserve">[I_hA_baseline], </w:t>
       </w:r>
       <w:r>
         <w:br/>
@@ -15924,80 +15988,6 @@
     </w:p>
     <w:p>
       <w:pPr>
-        <w:pStyle w:val="SourceCode"/>
-      </w:pPr>
-      <w:r>
-        <w:rPr>
-          <w:rStyle w:val="VerbatimChar"/>
-        </w:rPr>
-        <w:t xml:space="preserve">┌ Warning: Axis contains one element: 601. If intended, you can safely ignore this warning. To explicitly pass the axis with one element, pass `[601]` instead of `601`.</w:t>
-      </w:r>
-      <w:r>
-        <w:br/>
-      </w:r>
-      <w:r>
-        <w:rPr>
-          <w:rStyle w:val="VerbatimChar"/>
-        </w:rPr>
-        <w:t xml:space="preserve">└ @ JuMP.Containers ~/.julia/packages/JuMP/xlp0s/src/Containers/DenseAxisArray.jl:185</w:t>
-      </w:r>
-      <w:r>
-        <w:br/>
-      </w:r>
-      <w:r>
-        <w:rPr>
-          <w:rStyle w:val="VerbatimChar"/>
-        </w:rPr>
-        <w:t xml:space="preserve">┌ Warning: Axis contains one element: 601. If intended, you can safely ignore this warning. To explicitly pass the axis with one element, pass `[601]` instead of `601`.</w:t>
-      </w:r>
-      <w:r>
-        <w:br/>
-      </w:r>
-      <w:r>
-        <w:rPr>
-          <w:rStyle w:val="VerbatimChar"/>
-        </w:rPr>
-        <w:t xml:space="preserve">└ @ JuMP.Containers ~/.julia/packages/JuMP/xlp0s/src/Containers/DenseAxisArray.jl:185</w:t>
-      </w:r>
-      <w:r>
-        <w:br/>
-      </w:r>
-      <w:r>
-        <w:rPr>
-          <w:rStyle w:val="VerbatimChar"/>
-        </w:rPr>
-        <w:t xml:space="preserve">┌ Warning: Axis contains one element: 601. If intended, you can safely ignore this warning. To explicitly pass the axis with one element, pass `[601]` instead of `601`.</w:t>
-      </w:r>
-      <w:r>
-        <w:br/>
-      </w:r>
-      <w:r>
-        <w:rPr>
-          <w:rStyle w:val="VerbatimChar"/>
-        </w:rPr>
-        <w:t xml:space="preserve">└ @ JuMP.Containers ~/.julia/packages/JuMP/xlp0s/src/Containers/DenseAxisArray.jl:185</w:t>
-      </w:r>
-      <w:r>
-        <w:br/>
-      </w:r>
-      <w:r>
-        <w:rPr>
-          <w:rStyle w:val="VerbatimChar"/>
-        </w:rPr>
-        <w:t xml:space="preserve">┌ Warning: Axis contains one element: 601. If intended, you can safely ignore this warning. To explicitly pass the axis with one element, pass `[601]` instead of `601`.</w:t>
-      </w:r>
-      <w:r>
-        <w:br/>
-      </w:r>
-      <w:r>
-        <w:rPr>
-          <w:rStyle w:val="VerbatimChar"/>
-        </w:rPr>
-        <w:t xml:space="preserve">└ @ JuMP.Containers ~/.julia/packages/JuMP/xlp0s/src/Containers/DenseAxisArray.jl:185</w:t>
-      </w:r>
-    </w:p>
-    <w:p>
-      <w:pPr>
         <w:pStyle w:val="FirstParagraph"/>
       </w:pPr>
       <w:r>
@@ -16072,7 +16062,7 @@
         <w:rPr>
           <w:rStyle w:val="NormalTok"/>
         </w:rPr>
-        <w:t xml:space="preserve">                    [I_h_baseline, I_h_opt_A], </w:t>
+        <w:t xml:space="preserve">                    [I_hA_baseline, I_hA_opt_A], </w:t>
       </w:r>
       <w:r>
         <w:br/>
@@ -16474,80 +16464,6 @@
     </w:p>
     <w:p>
       <w:pPr>
-        <w:pStyle w:val="SourceCode"/>
-      </w:pPr>
-      <w:r>
-        <w:rPr>
-          <w:rStyle w:val="VerbatimChar"/>
-        </w:rPr>
-        <w:t xml:space="preserve">┌ Warning: Axis contains one element: 601. If intended, you can safely ignore this warning. To explicitly pass the axis with one element, pass `[601]` instead of `601`.</w:t>
-      </w:r>
-      <w:r>
-        <w:br/>
-      </w:r>
-      <w:r>
-        <w:rPr>
-          <w:rStyle w:val="VerbatimChar"/>
-        </w:rPr>
-        <w:t xml:space="preserve">└ @ JuMP.Containers ~/.julia/packages/JuMP/xlp0s/src/Containers/DenseAxisArray.jl:185</w:t>
-      </w:r>
-      <w:r>
-        <w:br/>
-      </w:r>
-      <w:r>
-        <w:rPr>
-          <w:rStyle w:val="VerbatimChar"/>
-        </w:rPr>
-        <w:t xml:space="preserve">┌ Warning: Axis contains one element: 601. If intended, you can safely ignore this warning. To explicitly pass the axis with one element, pass `[601]` instead of `601`.</w:t>
-      </w:r>
-      <w:r>
-        <w:br/>
-      </w:r>
-      <w:r>
-        <w:rPr>
-          <w:rStyle w:val="VerbatimChar"/>
-        </w:rPr>
-        <w:t xml:space="preserve">└ @ JuMP.Containers ~/.julia/packages/JuMP/xlp0s/src/Containers/DenseAxisArray.jl:185</w:t>
-      </w:r>
-      <w:r>
-        <w:br/>
-      </w:r>
-      <w:r>
-        <w:rPr>
-          <w:rStyle w:val="VerbatimChar"/>
-        </w:rPr>
-        <w:t xml:space="preserve">┌ Warning: Axis contains one element: 601. If intended, you can safely ignore this warning. To explicitly pass the axis with one element, pass `[601]` instead of `601`.</w:t>
-      </w:r>
-      <w:r>
-        <w:br/>
-      </w:r>
-      <w:r>
-        <w:rPr>
-          <w:rStyle w:val="VerbatimChar"/>
-        </w:rPr>
-        <w:t xml:space="preserve">└ @ JuMP.Containers ~/.julia/packages/JuMP/xlp0s/src/Containers/DenseAxisArray.jl:185</w:t>
-      </w:r>
-      <w:r>
-        <w:br/>
-      </w:r>
-      <w:r>
-        <w:rPr>
-          <w:rStyle w:val="VerbatimChar"/>
-        </w:rPr>
-        <w:t xml:space="preserve">┌ Warning: Axis contains one element: 601. If intended, you can safely ignore this warning. To explicitly pass the axis with one element, pass `[601]` instead of `601`.</w:t>
-      </w:r>
-      <w:r>
-        <w:br/>
-      </w:r>
-      <w:r>
-        <w:rPr>
-          <w:rStyle w:val="VerbatimChar"/>
-        </w:rPr>
-        <w:t xml:space="preserve">└ @ JuMP.Containers ~/.julia/packages/JuMP/xlp0s/src/Containers/DenseAxisArray.jl:185</w:t>
-      </w:r>
-    </w:p>
-    <w:p>
-      <w:pPr>
         <w:pStyle w:val="FirstParagraph"/>
       </w:pPr>
       <w:r>
@@ -16622,7 +16538,7 @@
         <w:rPr>
           <w:rStyle w:val="NormalTok"/>
         </w:rPr>
-        <w:t xml:space="preserve">                    [I_h_baseline, I_h_opt_B], </w:t>
+        <w:t xml:space="preserve">                    [I_hA_baseline, I_hA_opt_B], </w:t>
       </w:r>
       <w:r>
         <w:br/>
@@ -17042,80 +16958,6 @@
     </w:p>
     <w:p>
       <w:pPr>
-        <w:pStyle w:val="SourceCode"/>
-      </w:pPr>
-      <w:r>
-        <w:rPr>
-          <w:rStyle w:val="VerbatimChar"/>
-        </w:rPr>
-        <w:t xml:space="preserve">┌ Warning: Axis contains one element: 601. If intended, you can safely ignore this warning. To explicitly pass the axis with one element, pass `[601]` instead of `601`.</w:t>
-      </w:r>
-      <w:r>
-        <w:br/>
-      </w:r>
-      <w:r>
-        <w:rPr>
-          <w:rStyle w:val="VerbatimChar"/>
-        </w:rPr>
-        <w:t xml:space="preserve">└ @ JuMP.Containers ~/.julia/packages/JuMP/xlp0s/src/Containers/DenseAxisArray.jl:185</w:t>
-      </w:r>
-      <w:r>
-        <w:br/>
-      </w:r>
-      <w:r>
-        <w:rPr>
-          <w:rStyle w:val="VerbatimChar"/>
-        </w:rPr>
-        <w:t xml:space="preserve">┌ Warning: Axis contains one element: 601. If intended, you can safely ignore this warning. To explicitly pass the axis with one element, pass `[601]` instead of `601`.</w:t>
-      </w:r>
-      <w:r>
-        <w:br/>
-      </w:r>
-      <w:r>
-        <w:rPr>
-          <w:rStyle w:val="VerbatimChar"/>
-        </w:rPr>
-        <w:t xml:space="preserve">└ @ JuMP.Containers ~/.julia/packages/JuMP/xlp0s/src/Containers/DenseAxisArray.jl:185</w:t>
-      </w:r>
-      <w:r>
-        <w:br/>
-      </w:r>
-      <w:r>
-        <w:rPr>
-          <w:rStyle w:val="VerbatimChar"/>
-        </w:rPr>
-        <w:t xml:space="preserve">┌ Warning: Axis contains one element: 601. If intended, you can safely ignore this warning. To explicitly pass the axis with one element, pass `[601]` instead of `601`.</w:t>
-      </w:r>
-      <w:r>
-        <w:br/>
-      </w:r>
-      <w:r>
-        <w:rPr>
-          <w:rStyle w:val="VerbatimChar"/>
-        </w:rPr>
-        <w:t xml:space="preserve">└ @ JuMP.Containers ~/.julia/packages/JuMP/xlp0s/src/Containers/DenseAxisArray.jl:185</w:t>
-      </w:r>
-      <w:r>
-        <w:br/>
-      </w:r>
-      <w:r>
-        <w:rPr>
-          <w:rStyle w:val="VerbatimChar"/>
-        </w:rPr>
-        <w:t xml:space="preserve">┌ Warning: Axis contains one element: 601. If intended, you can safely ignore this warning. To explicitly pass the axis with one element, pass `[601]` instead of `601`.</w:t>
-      </w:r>
-      <w:r>
-        <w:br/>
-      </w:r>
-      <w:r>
-        <w:rPr>
-          <w:rStyle w:val="VerbatimChar"/>
-        </w:rPr>
-        <w:t xml:space="preserve">└ @ JuMP.Containers ~/.julia/packages/JuMP/xlp0s/src/Containers/DenseAxisArray.jl:185</w:t>
-      </w:r>
-    </w:p>
-    <w:p>
-      <w:pPr>
         <w:pStyle w:val="FirstParagraph"/>
       </w:pPr>
       <w:r>
@@ -17190,7 +17032,7 @@
         <w:rPr>
           <w:rStyle w:val="NormalTok"/>
         </w:rPr>
-        <w:t xml:space="preserve">                    [I_h_baseline, I_h_opt_C], </w:t>
+        <w:t xml:space="preserve">                    [I_hA_baseline, I_hA_opt_C], </w:t>
       </w:r>
       <w:r>
         <w:br/>
@@ -17592,80 +17434,6 @@
     </w:p>
     <w:p>
       <w:pPr>
-        <w:pStyle w:val="SourceCode"/>
-      </w:pPr>
-      <w:r>
-        <w:rPr>
-          <w:rStyle w:val="VerbatimChar"/>
-        </w:rPr>
-        <w:t xml:space="preserve">┌ Warning: Axis contains one element: 601. If intended, you can safely ignore this warning. To explicitly pass the axis with one element, pass `[601]` instead of `601`.</w:t>
-      </w:r>
-      <w:r>
-        <w:br/>
-      </w:r>
-      <w:r>
-        <w:rPr>
-          <w:rStyle w:val="VerbatimChar"/>
-        </w:rPr>
-        <w:t xml:space="preserve">└ @ JuMP.Containers ~/.julia/packages/JuMP/xlp0s/src/Containers/DenseAxisArray.jl:185</w:t>
-      </w:r>
-      <w:r>
-        <w:br/>
-      </w:r>
-      <w:r>
-        <w:rPr>
-          <w:rStyle w:val="VerbatimChar"/>
-        </w:rPr>
-        <w:t xml:space="preserve">┌ Warning: Axis contains one element: 601. If intended, you can safely ignore this warning. To explicitly pass the axis with one element, pass `[601]` instead of `601`.</w:t>
-      </w:r>
-      <w:r>
-        <w:br/>
-      </w:r>
-      <w:r>
-        <w:rPr>
-          <w:rStyle w:val="VerbatimChar"/>
-        </w:rPr>
-        <w:t xml:space="preserve">└ @ JuMP.Containers ~/.julia/packages/JuMP/xlp0s/src/Containers/DenseAxisArray.jl:185</w:t>
-      </w:r>
-      <w:r>
-        <w:br/>
-      </w:r>
-      <w:r>
-        <w:rPr>
-          <w:rStyle w:val="VerbatimChar"/>
-        </w:rPr>
-        <w:t xml:space="preserve">┌ Warning: Axis contains one element: 601. If intended, you can safely ignore this warning. To explicitly pass the axis with one element, pass `[601]` instead of `601`.</w:t>
-      </w:r>
-      <w:r>
-        <w:br/>
-      </w:r>
-      <w:r>
-        <w:rPr>
-          <w:rStyle w:val="VerbatimChar"/>
-        </w:rPr>
-        <w:t xml:space="preserve">└ @ JuMP.Containers ~/.julia/packages/JuMP/xlp0s/src/Containers/DenseAxisArray.jl:185</w:t>
-      </w:r>
-      <w:r>
-        <w:br/>
-      </w:r>
-      <w:r>
-        <w:rPr>
-          <w:rStyle w:val="VerbatimChar"/>
-        </w:rPr>
-        <w:t xml:space="preserve">┌ Warning: Axis contains one element: 601. If intended, you can safely ignore this warning. To explicitly pass the axis with one element, pass `[601]` instead of `601`.</w:t>
-      </w:r>
-      <w:r>
-        <w:br/>
-      </w:r>
-      <w:r>
-        <w:rPr>
-          <w:rStyle w:val="VerbatimChar"/>
-        </w:rPr>
-        <w:t xml:space="preserve">└ @ JuMP.Containers ~/.julia/packages/JuMP/xlp0s/src/Containers/DenseAxisArray.jl:185</w:t>
-      </w:r>
-    </w:p>
-    <w:p>
-      <w:pPr>
         <w:pStyle w:val="FirstParagraph"/>
       </w:pPr>
       <w:r>
@@ -17740,7 +17508,7 @@
         <w:rPr>
           <w:rStyle w:val="NormalTok"/>
         </w:rPr>
-        <w:t xml:space="preserve">                    [I_h_baseline, I_h_opt_D], </w:t>
+        <w:t xml:space="preserve">                    [I_hA_baseline, I_hA_opt_D], </w:t>
       </w:r>
       <w:r>
         <w:br/>
@@ -18172,80 +17940,6 @@
     </w:p>
     <w:p>
       <w:pPr>
-        <w:pStyle w:val="SourceCode"/>
-      </w:pPr>
-      <w:r>
-        <w:rPr>
-          <w:rStyle w:val="VerbatimChar"/>
-        </w:rPr>
-        <w:t xml:space="preserve">┌ Warning: Axis contains one element: 601. If intended, you can safely ignore this warning. To explicitly pass the axis with one element, pass `[601]` instead of `601`.</w:t>
-      </w:r>
-      <w:r>
-        <w:br/>
-      </w:r>
-      <w:r>
-        <w:rPr>
-          <w:rStyle w:val="VerbatimChar"/>
-        </w:rPr>
-        <w:t xml:space="preserve">└ @ JuMP.Containers ~/.julia/packages/JuMP/xlp0s/src/Containers/DenseAxisArray.jl:185</w:t>
-      </w:r>
-      <w:r>
-        <w:br/>
-      </w:r>
-      <w:r>
-        <w:rPr>
-          <w:rStyle w:val="VerbatimChar"/>
-        </w:rPr>
-        <w:t xml:space="preserve">┌ Warning: Axis contains one element: 601. If intended, you can safely ignore this warning. To explicitly pass the axis with one element, pass `[601]` instead of `601`.</w:t>
-      </w:r>
-      <w:r>
-        <w:br/>
-      </w:r>
-      <w:r>
-        <w:rPr>
-          <w:rStyle w:val="VerbatimChar"/>
-        </w:rPr>
-        <w:t xml:space="preserve">└ @ JuMP.Containers ~/.julia/packages/JuMP/xlp0s/src/Containers/DenseAxisArray.jl:185</w:t>
-      </w:r>
-      <w:r>
-        <w:br/>
-      </w:r>
-      <w:r>
-        <w:rPr>
-          <w:rStyle w:val="VerbatimChar"/>
-        </w:rPr>
-        <w:t xml:space="preserve">┌ Warning: Axis contains one element: 601. If intended, you can safely ignore this warning. To explicitly pass the axis with one element, pass `[601]` instead of `601`.</w:t>
-      </w:r>
-      <w:r>
-        <w:br/>
-      </w:r>
-      <w:r>
-        <w:rPr>
-          <w:rStyle w:val="VerbatimChar"/>
-        </w:rPr>
-        <w:t xml:space="preserve">└ @ JuMP.Containers ~/.julia/packages/JuMP/xlp0s/src/Containers/DenseAxisArray.jl:185</w:t>
-      </w:r>
-      <w:r>
-        <w:br/>
-      </w:r>
-      <w:r>
-        <w:rPr>
-          <w:rStyle w:val="VerbatimChar"/>
-        </w:rPr>
-        <w:t xml:space="preserve">┌ Warning: Axis contains one element: 601. If intended, you can safely ignore this warning. To explicitly pass the axis with one element, pass `[601]` instead of `601`.</w:t>
-      </w:r>
-      <w:r>
-        <w:br/>
-      </w:r>
-      <w:r>
-        <w:rPr>
-          <w:rStyle w:val="VerbatimChar"/>
-        </w:rPr>
-        <w:t xml:space="preserve">└ @ JuMP.Containers ~/.julia/packages/JuMP/xlp0s/src/Containers/DenseAxisArray.jl:185</w:t>
-      </w:r>
-    </w:p>
-    <w:p>
-      <w:pPr>
         <w:pStyle w:val="FirstParagraph"/>
       </w:pPr>
       <w:r>
@@ -18320,7 +18014,7 @@
         <w:rPr>
           <w:rStyle w:val="NormalTok"/>
         </w:rPr>
-        <w:t xml:space="preserve">                    [I_h_baseline, I_h_opt_E], </w:t>
+        <w:t xml:space="preserve">                    [I_hA_baseline, I_hA_opt_E], </w:t>
       </w:r>
       <w:r>
         <w:br/>
@@ -18505,7 +18199,11 @@
     </w:p>
     <w:bookmarkEnd w:id="53"/>
     <w:bookmarkEnd w:id="54"/>
-    <w:sectPr/>
+    <w:sectPr>
+      <w:footnotePr>
+        <w:numRestart w:val="eachSect"/>
+      </w:footnotePr>
+    </w:sectPr>
   </w:body>
 </w:document>
 </file>
@@ -18677,8 +18375,6 @@
     </w:pPr>
     <w:rPr>
       <w:rFonts w:asciiTheme="majorHAnsi" w:cstheme="majorBidi" w:eastAsiaTheme="majorEastAsia" w:hAnsiTheme="majorHAnsi"/>
-      <w:spacing w:val="-10"/>
-      <w:kern w:val="28"/>
       <w:sz w:val="56"/>
       <w:szCs w:val="56"/>
     </w:rPr>
@@ -18691,8 +18387,6 @@
     <w:rsid w:val="00A10FD9"/>
     <w:rPr>
       <w:rFonts w:asciiTheme="majorHAnsi" w:cstheme="majorBidi" w:eastAsiaTheme="majorEastAsia" w:hAnsiTheme="majorHAnsi"/>
-      <w:spacing w:val="-10"/>
-      <w:kern w:val="28"/>
       <w:sz w:val="56"/>
       <w:szCs w:val="56"/>
     </w:rPr>
@@ -18733,23 +18427,31 @@
   </w:style>
   <w:style w:customStyle="1" w:styleId="Author" w:type="paragraph">
     <w:name w:val="Author"/>
+    <w:basedOn w:val="Title"/>
     <w:next w:val="BodyText"/>
     <w:qFormat/>
     <w:pPr>
       <w:keepNext/>
       <w:keepLines/>
-      <w:jc w:val="center"/>
     </w:pPr>
+    <w:rPr>
+      <w:sz w:val="24"/>
+      <w:szCs w:val="24"/>
+    </w:rPr>
   </w:style>
   <w:style w:styleId="Date" w:type="paragraph">
     <w:name w:val="Date"/>
+    <w:basedOn w:val="Title"/>
     <w:next w:val="BodyText"/>
     <w:qFormat/>
     <w:pPr>
       <w:keepNext/>
       <w:keepLines/>
-      <w:jc w:val="center"/>
     </w:pPr>
+    <w:rPr>
+      <w:sz w:val="24"/>
+      <w:szCs w:val="24"/>
+    </w:rPr>
   </w:style>
   <w:style w:customStyle="1" w:styleId="AbstractTitle" w:type="paragraph">
     <w:name w:val="Abstract Title"/>
